--- a/EPA/EPA4-hepato-biliary.docx
+++ b/EPA/EPA4-hepato-biliary.docx
@@ -1,14 +1,16 @@
 
 <file path=word/document.xml><?xml version="1.0" encoding="utf-8"?>
-<w:document xmlns:wpc="http://schemas.microsoft.com/office/word/2010/wordprocessingCanvas" xmlns:cx="http://schemas.microsoft.com/office/drawing/2014/chartex" xmlns:cx1="http://schemas.microsoft.com/office/drawing/2015/9/8/chartex" xmlns:mc="http://schemas.openxmlformats.org/markup-compatibility/2006" xmlns:o="urn:schemas-microsoft-com:office:office" xmlns:r="http://schemas.openxmlformats.org/officeDocument/2006/relationships" xmlns:m="http://schemas.openxmlformats.org/officeDocument/2006/math" xmlns:v="urn:schemas-microsoft-com:vml" xmlns:wp14="http://schemas.microsoft.com/office/word/2010/wordprocessingDrawing" xmlns:wp="http://schemas.openxmlformats.org/drawingml/2006/wordprocessingDrawing" xmlns:w10="urn:schemas-microsoft-com:office:word" xmlns:w="http://schemas.openxmlformats.org/wordprocessingml/2006/main" xmlns:w14="http://schemas.microsoft.com/office/word/2010/wordml" xmlns:w15="http://schemas.microsoft.com/office/word/2012/wordml" xmlns:w16se="http://schemas.microsoft.com/office/word/2015/wordml/symex" xmlns:wpg="http://schemas.microsoft.com/office/word/2010/wordprocessingGroup" xmlns:wpi="http://schemas.microsoft.com/office/word/2010/wordprocessingInk" xmlns:wne="http://schemas.microsoft.com/office/word/2006/wordml" xmlns:wps="http://schemas.microsoft.com/office/word/2010/wordprocessingShape" mc:Ignorable="w14 w15 w16se wp14">
+<w:document xmlns:wpc="http://schemas.microsoft.com/office/word/2010/wordprocessingCanvas" xmlns:cx="http://schemas.microsoft.com/office/drawing/2014/chartex" xmlns:cx1="http://schemas.microsoft.com/office/drawing/2015/9/8/chartex" xmlns:cx2="http://schemas.microsoft.com/office/drawing/2015/10/21/chartex" xmlns:cx3="http://schemas.microsoft.com/office/drawing/2016/5/9/chartex" xmlns:cx4="http://schemas.microsoft.com/office/drawing/2016/5/10/chartex" xmlns:cx5="http://schemas.microsoft.com/office/drawing/2016/5/11/chartex" xmlns:cx6="http://schemas.microsoft.com/office/drawing/2016/5/12/chartex" xmlns:cx7="http://schemas.microsoft.com/office/drawing/2016/5/13/chartex" xmlns:cx8="http://schemas.microsoft.com/office/drawing/2016/5/14/chartex" xmlns:mc="http://schemas.openxmlformats.org/markup-compatibility/2006" xmlns:aink="http://schemas.microsoft.com/office/drawing/2016/ink" xmlns:am3d="http://schemas.microsoft.com/office/drawing/2017/model3d" xmlns:o="urn:schemas-microsoft-com:office:office" xmlns:r="http://schemas.openxmlformats.org/officeDocument/2006/relationships" xmlns:m="http://schemas.openxmlformats.org/officeDocument/2006/math" xmlns:v="urn:schemas-microsoft-com:vml" xmlns:wp14="http://schemas.microsoft.com/office/word/2010/wordprocessingDrawing" xmlns:wp="http://schemas.openxmlformats.org/drawingml/2006/wordprocessingDrawing" xmlns:w10="urn:schemas-microsoft-com:office:word" xmlns:w="http://schemas.openxmlformats.org/wordprocessingml/2006/main" xmlns:w14="http://schemas.microsoft.com/office/word/2010/wordml" xmlns:w15="http://schemas.microsoft.com/office/word/2012/wordml" xmlns:w16cid="http://schemas.microsoft.com/office/word/2016/wordml/cid" xmlns:w16se="http://schemas.microsoft.com/office/word/2015/wordml/symex" xmlns:wpg="http://schemas.microsoft.com/office/word/2010/wordprocessingGroup" xmlns:wpi="http://schemas.microsoft.com/office/word/2010/wordprocessingInk" xmlns:wne="http://schemas.microsoft.com/office/word/2006/wordml" xmlns:wps="http://schemas.microsoft.com/office/word/2010/wordprocessingShape" mc:Ignorable="w14 w15 w16se w16cid wp14">
   <w:body>
     <w:p>
       <w:pPr>
+        <w:autoSpaceDE w:val="0"/>
+        <w:autoSpaceDN w:val="0"/>
+        <w:adjustRightInd w:val="0"/>
+        <w:spacing w:line="276" w:lineRule="auto"/>
+        <w:jc w:val="both"/>
         <w:rPr>
           <w:rFonts w:ascii="TH Sarabun New" w:hAnsi="TH Sarabun New" w:cs="TH Sarabun New"/>
-          <w:b/>
-          <w:bCs/>
-          <w:color w:val="000000"/>
           <w:sz w:val="28"/>
         </w:rPr>
       </w:pPr>
@@ -17,12 +19,19 @@
           <w:rFonts w:ascii="TH Sarabun New" w:hAnsi="TH Sarabun New" w:cs="TH Sarabun New"/>
           <w:b/>
           <w:bCs/>
-          <w:color w:val="000000"/>
           <w:sz w:val="28"/>
         </w:rPr>
-        <w:t xml:space="preserve">EPA </w:t>
+        <w:t xml:space="preserve">Milestone </w:t>
       </w:r>
-      <w:proofErr w:type="gramStart"/>
+      <w:r>
+        <w:rPr>
+          <w:rFonts w:ascii="TH Sarabun New" w:hAnsi="TH Sarabun New" w:cs="TH Sarabun New"/>
+          <w:b/>
+          <w:bCs/>
+          <w:sz w:val="28"/>
+        </w:rPr>
+        <w:t>EPA 4</w:t>
+      </w:r>
       <w:r>
         <w:rPr>
           <w:rFonts w:ascii="TH Sarabun New" w:hAnsi="TH Sarabun New" w:cs="TH Sarabun New"/>
@@ -31,7 +40,7 @@
           <w:color w:val="000000"/>
           <w:sz w:val="28"/>
         </w:rPr>
-        <w:t>4</w:t>
+        <w:t xml:space="preserve"> </w:t>
       </w:r>
       <w:r>
         <w:rPr>
@@ -40,21 +49,8 @@
           <w:bCs/>
           <w:color w:val="000000"/>
           <w:sz w:val="28"/>
-          <w:cs/>
         </w:rPr>
-        <w:t xml:space="preserve"> :</w:t>
-      </w:r>
-      <w:proofErr w:type="gramEnd"/>
-      <w:r>
-        <w:rPr>
-          <w:rFonts w:ascii="TH Sarabun New" w:hAnsi="TH Sarabun New" w:cs="TH Sarabun New"/>
-          <w:b/>
-          <w:bCs/>
-          <w:color w:val="000000"/>
-          <w:sz w:val="28"/>
-          <w:cs/>
-        </w:rPr>
-        <w:tab/>
+        <w:t xml:space="preserve"> </w:t>
       </w:r>
       <w:r>
         <w:rPr>
@@ -97,998 +93,174 @@
           <w:color w:val="000000"/>
           <w:sz w:val="28"/>
         </w:rPr>
-        <w:t>b</w:t>
-      </w:r>
-      <w:r>
-        <w:rPr>
-          <w:rFonts w:ascii="TH Sarabun New" w:hAnsi="TH Sarabun New" w:cs="TH Sarabun New"/>
-          <w:b/>
-          <w:bCs/>
-          <w:color w:val="000000"/>
-          <w:sz w:val="28"/>
-        </w:rPr>
-        <w:t xml:space="preserve">iliary and pancreatic diseases </w:t>
+        <w:t>biliary and pancreatic diseases</w:t>
       </w:r>
     </w:p>
     <w:tbl>
       <w:tblPr>
-        <w:tblW w:w="9535" w:type="dxa"/>
-        <w:tblBorders>
-          <w:top w:val="single" w:sz="4" w:space="0" w:color="auto"/>
-          <w:left w:val="single" w:sz="4" w:space="0" w:color="auto"/>
-          <w:bottom w:val="single" w:sz="4" w:space="0" w:color="auto"/>
-          <w:right w:val="single" w:sz="4" w:space="0" w:color="auto"/>
-          <w:insideH w:val="single" w:sz="4" w:space="0" w:color="auto"/>
-          <w:insideV w:val="single" w:sz="4" w:space="0" w:color="auto"/>
-        </w:tblBorders>
+        <w:tblStyle w:val="a3"/>
+        <w:tblpPr w:leftFromText="180" w:rightFromText="180" w:horzAnchor="margin" w:tblpY="475"/>
+        <w:tblW w:w="0" w:type="auto"/>
         <w:tblLook w:val="04A0" w:firstRow="1" w:lastRow="0" w:firstColumn="1" w:lastColumn="0" w:noHBand="0" w:noVBand="1"/>
       </w:tblPr>
       <w:tblGrid>
-        <w:gridCol w:w="2065"/>
-        <w:gridCol w:w="7470"/>
+        <w:gridCol w:w="704"/>
+        <w:gridCol w:w="2309"/>
       </w:tblGrid>
       <w:tr>
         <w:trPr>
-          <w:tblHeader/>
+          <w:trHeight w:val="419"/>
         </w:trPr>
         <w:tc>
           <w:tcPr>
-            <w:tcW w:w="2065" w:type="dxa"/>
-            <w:shd w:val="clear" w:color="auto" w:fill="auto"/>
+            <w:tcW w:w="3013" w:type="dxa"/>
+            <w:gridSpan w:val="2"/>
+            <w:vAlign w:val="center"/>
           </w:tcPr>
           <w:p>
             <w:pPr>
               <w:jc w:val="center"/>
               <w:rPr>
+                <w:rFonts w:ascii="TH Sarabun New" w:hAnsi="TH Sarabun New" w:cs="TH Sarabun New"/>
+                <w:b/>
+                <w:bCs/>
+                <w:sz w:val="28"/>
+                <w:cs/>
+              </w:rPr>
+            </w:pPr>
+            <w:r>
+              <w:rPr>
+                <w:rFonts w:ascii="TH Sarabun New" w:hAnsi="TH Sarabun New" w:cs="TH Sarabun New"/>
+                <w:b/>
+                <w:bCs/>
+                <w:sz w:val="28"/>
+                <w:cs/>
+              </w:rPr>
+              <w:t>จำนวนครั้ง</w:t>
+            </w:r>
+            <w:r>
+              <w:rPr>
                 <w:rFonts w:ascii="TH Sarabun New" w:hAnsi="TH Sarabun New" w:cs="TH Sarabun New" w:hint="cs"/>
                 <w:b/>
                 <w:bCs/>
-                <w:color w:val="000000"/>
-                <w:sz w:val="28"/>
-                <w:cs/>
-              </w:rPr>
-            </w:pPr>
-            <w:r>
-              <w:rPr>
-                <w:rFonts w:ascii="TH Sarabun New" w:hAnsi="TH Sarabun New" w:cs="TH Sarabun New"/>
-                <w:b/>
-                <w:bCs/>
-                <w:color w:val="000000"/>
-                <w:sz w:val="28"/>
-                <w:cs/>
-              </w:rPr>
-              <w:t>หัวข้อที่</w:t>
-            </w:r>
-          </w:p>
-        </w:tc>
-        <w:tc>
-          <w:tcPr>
-            <w:tcW w:w="7470" w:type="dxa"/>
-            <w:shd w:val="clear" w:color="auto" w:fill="auto"/>
-          </w:tcPr>
-          <w:p>
-            <w:pPr>
-              <w:jc w:val="center"/>
-              <w:rPr>
-                <w:rFonts w:ascii="TH Sarabun New" w:hAnsi="TH Sarabun New" w:cs="TH Sarabun New"/>
-                <w:b/>
-                <w:bCs/>
-                <w:color w:val="000000"/>
-                <w:sz w:val="28"/>
-              </w:rPr>
-            </w:pPr>
-            <w:r>
-              <w:rPr>
-                <w:rFonts w:ascii="TH Sarabun New" w:hAnsi="TH Sarabun New" w:cs="TH Sarabun New"/>
-                <w:b/>
-                <w:bCs/>
-                <w:color w:val="000000"/>
-                <w:sz w:val="28"/>
-                <w:cs/>
-              </w:rPr>
-              <w:t>รายละเอียด</w:t>
+                <w:sz w:val="28"/>
+                <w:cs/>
+              </w:rPr>
+              <w:t>ที่ประเมิน</w:t>
             </w:r>
           </w:p>
         </w:tc>
       </w:tr>
       <w:tr>
-        <w:tc>
-          <w:tcPr>
-            <w:tcW w:w="2065" w:type="dxa"/>
-            <w:shd w:val="clear" w:color="auto" w:fill="auto"/>
-          </w:tcPr>
-          <w:p>
-            <w:pPr>
-              <w:rPr>
-                <w:rFonts w:ascii="TH Sarabun New" w:hAnsi="TH Sarabun New" w:cs="TH Sarabun New"/>
-                <w:color w:val="000000"/>
-                <w:sz w:val="28"/>
-              </w:rPr>
-            </w:pPr>
-            <w:r>
-              <w:rPr>
-                <w:rFonts w:ascii="TH Sarabun New" w:hAnsi="TH Sarabun New" w:cs="TH Sarabun New"/>
-                <w:color w:val="000000"/>
-                <w:sz w:val="28"/>
-                <w:cs/>
-              </w:rPr>
-              <w:t>1.ชื่อเรื่องกิจกรรม</w:t>
-            </w:r>
-          </w:p>
-        </w:tc>
-        <w:tc>
-          <w:tcPr>
-            <w:tcW w:w="7470" w:type="dxa"/>
-            <w:shd w:val="clear" w:color="auto" w:fill="FFFFFF"/>
-          </w:tcPr>
-          <w:p>
-            <w:pPr>
-              <w:rPr>
-                <w:rFonts w:ascii="TH Sarabun New" w:hAnsi="TH Sarabun New" w:cs="TH Sarabun New"/>
-                <w:b/>
-                <w:bCs/>
-                <w:color w:val="000000"/>
-                <w:sz w:val="28"/>
-                <w:cs/>
-              </w:rPr>
-            </w:pPr>
-            <w:r>
-              <w:rPr>
-                <w:rFonts w:ascii="TH Sarabun New" w:hAnsi="TH Sarabun New" w:cs="TH Sarabun New"/>
-                <w:b/>
-                <w:bCs/>
-                <w:color w:val="000000"/>
-                <w:sz w:val="28"/>
-                <w:cs/>
-              </w:rPr>
-              <w:t>สามารถดูแลและรักษาผู้ป่วยโรคตับ ตับอ่อนและทางเดินน้ำดีทางศัลยกรรมที่พบบ่อยได้</w:t>
+        <w:trPr>
+          <w:trHeight w:val="436"/>
+        </w:trPr>
+        <w:tc>
+          <w:tcPr>
+            <w:tcW w:w="704" w:type="dxa"/>
+            <w:vAlign w:val="center"/>
+          </w:tcPr>
+          <w:p>
+            <w:pPr>
+              <w:rPr>
+                <w:rFonts w:ascii="TH Sarabun New" w:hAnsi="TH Sarabun New" w:cs="TH Sarabun New"/>
+                <w:b/>
+                <w:bCs/>
+                <w:sz w:val="28"/>
+              </w:rPr>
+            </w:pPr>
+          </w:p>
+        </w:tc>
+        <w:tc>
+          <w:tcPr>
+            <w:tcW w:w="2309" w:type="dxa"/>
+            <w:vAlign w:val="center"/>
+          </w:tcPr>
+          <w:p>
+            <w:pPr>
+              <w:rPr>
+                <w:rFonts w:ascii="TH Sarabun New" w:hAnsi="TH Sarabun New" w:cs="TH Sarabun New"/>
+                <w:b/>
+                <w:bCs/>
+                <w:sz w:val="28"/>
+              </w:rPr>
+            </w:pPr>
+            <w:r>
+              <w:rPr>
+                <w:rFonts w:ascii="TH Sarabun New" w:hAnsi="TH Sarabun New" w:cs="TH Sarabun New"/>
+                <w:b/>
+                <w:bCs/>
+                <w:sz w:val="28"/>
+                <w:cs/>
+              </w:rPr>
+              <w:t xml:space="preserve">ครั้งที่ </w:t>
+            </w:r>
+            <w:r>
+              <w:rPr>
+                <w:rFonts w:ascii="TH Sarabun New" w:hAnsi="TH Sarabun New" w:cs="TH Sarabun New"/>
+                <w:b/>
+                <w:bCs/>
+                <w:sz w:val="28"/>
+              </w:rPr>
+              <w:t>1</w:t>
             </w:r>
           </w:p>
         </w:tc>
       </w:tr>
       <w:tr>
-        <w:tc>
-          <w:tcPr>
-            <w:tcW w:w="2065" w:type="dxa"/>
-            <w:shd w:val="clear" w:color="auto" w:fill="auto"/>
-          </w:tcPr>
-          <w:p>
-            <w:pPr>
-              <w:rPr>
-                <w:rFonts w:ascii="TH Sarabun New" w:hAnsi="TH Sarabun New" w:cs="TH Sarabun New"/>
-                <w:color w:val="000000"/>
-                <w:sz w:val="28"/>
-                <w:cs/>
-              </w:rPr>
-            </w:pPr>
-            <w:r>
-              <w:rPr>
-                <w:rFonts w:ascii="TH Sarabun New" w:hAnsi="TH Sarabun New" w:cs="TH Sarabun New"/>
-                <w:color w:val="000000"/>
-                <w:sz w:val="28"/>
+        <w:trPr>
+          <w:trHeight w:val="419"/>
+        </w:trPr>
+        <w:tc>
+          <w:tcPr>
+            <w:tcW w:w="704" w:type="dxa"/>
+            <w:vAlign w:val="center"/>
+          </w:tcPr>
+          <w:p>
+            <w:pPr>
+              <w:rPr>
+                <w:rFonts w:ascii="TH Sarabun New" w:hAnsi="TH Sarabun New" w:cs="TH Sarabun New"/>
+                <w:b/>
+                <w:bCs/>
+                <w:sz w:val="28"/>
+              </w:rPr>
+            </w:pPr>
+          </w:p>
+        </w:tc>
+        <w:tc>
+          <w:tcPr>
+            <w:tcW w:w="2309" w:type="dxa"/>
+            <w:vAlign w:val="center"/>
+          </w:tcPr>
+          <w:p>
+            <w:pPr>
+              <w:rPr>
+                <w:rFonts w:ascii="TH Sarabun New" w:hAnsi="TH Sarabun New" w:cs="TH Sarabun New"/>
+                <w:b/>
+                <w:bCs/>
+                <w:sz w:val="28"/>
+                <w:cs/>
+              </w:rPr>
+            </w:pPr>
+            <w:r>
+              <w:rPr>
+                <w:rFonts w:ascii="TH Sarabun New" w:hAnsi="TH Sarabun New" w:cs="TH Sarabun New"/>
+                <w:b/>
+                <w:bCs/>
+                <w:sz w:val="28"/>
+                <w:cs/>
+              </w:rPr>
+              <w:t xml:space="preserve">ครั้งที่ </w:t>
+            </w:r>
+            <w:r>
+              <w:rPr>
+                <w:rFonts w:ascii="TH Sarabun New" w:hAnsi="TH Sarabun New" w:cs="TH Sarabun New" w:hint="cs"/>
+                <w:b/>
+                <w:bCs/>
+                <w:sz w:val="28"/>
+                <w:cs/>
               </w:rPr>
               <w:t>2</w:t>
-            </w:r>
-            <w:r>
-              <w:rPr>
-                <w:rFonts w:ascii="TH Sarabun New" w:hAnsi="TH Sarabun New" w:cs="TH Sarabun New"/>
-                <w:color w:val="000000"/>
-                <w:sz w:val="28"/>
-                <w:cs/>
-              </w:rPr>
-              <w:t>.ข้อกำหนด และข้อจำกัดของกิจกรรม (สถานที่ ลักษณะผู้ป่วย)</w:t>
-            </w:r>
-          </w:p>
-        </w:tc>
-        <w:tc>
-          <w:tcPr>
-            <w:tcW w:w="7470" w:type="dxa"/>
-            <w:shd w:val="clear" w:color="auto" w:fill="auto"/>
-          </w:tcPr>
-          <w:p>
-            <w:pPr>
-              <w:rPr>
-                <w:rFonts w:ascii="TH Sarabun New" w:hAnsi="TH Sarabun New" w:cs="TH Sarabun New"/>
-                <w:color w:val="000000"/>
-                <w:sz w:val="28"/>
-                <w:u w:val="single"/>
-              </w:rPr>
-            </w:pPr>
-            <w:r>
-              <w:rPr>
-                <w:rFonts w:ascii="TH Sarabun New" w:hAnsi="TH Sarabun New" w:cs="TH Sarabun New"/>
-                <w:color w:val="000000"/>
-                <w:sz w:val="28"/>
-                <w:u w:val="single"/>
-                <w:cs/>
-              </w:rPr>
-              <w:t>รายละเอียดของกิจกรรม</w:t>
-            </w:r>
-          </w:p>
-          <w:p>
-            <w:pPr>
-              <w:rPr>
-                <w:rFonts w:ascii="TH Sarabun New" w:hAnsi="TH Sarabun New" w:cs="TH Sarabun New"/>
-                <w:color w:val="000000"/>
-                <w:sz w:val="28"/>
-                <w:cs/>
-              </w:rPr>
-            </w:pPr>
-            <w:r>
-              <w:rPr>
-                <w:rFonts w:ascii="TH Sarabun New" w:hAnsi="TH Sarabun New" w:cs="TH Sarabun New"/>
-                <w:color w:val="000000"/>
-                <w:sz w:val="28"/>
-                <w:cs/>
-              </w:rPr>
-              <w:t>สามารถรวบรวมข้อมูลที่จำเป็นจากการซักประวัติและตรวจร่างกาย สามารถส่งตรวจเพิ่มเติมและแปลผลได้ถูกต้อง สามารถเลือกการรักษาได้ถูกต้อง และหากต้องผ่าตัดสามารถเลือกวิธีผ่าตัดได้เหมาะสมถูกต้อง สามารถสื่อสารกับผู้ป่วยและ/หรือ ญาติได้อย่างเหมาะสม</w:t>
-            </w:r>
-          </w:p>
-        </w:tc>
-      </w:tr>
-      <w:tr>
-        <w:tc>
-          <w:tcPr>
-            <w:tcW w:w="2065" w:type="dxa"/>
-            <w:shd w:val="clear" w:color="auto" w:fill="auto"/>
-          </w:tcPr>
-          <w:p>
-            <w:pPr>
-              <w:rPr>
-                <w:rFonts w:ascii="TH Sarabun New" w:hAnsi="TH Sarabun New" w:cs="TH Sarabun New"/>
-                <w:color w:val="000000"/>
-                <w:sz w:val="28"/>
-              </w:rPr>
-            </w:pPr>
-            <w:r>
-              <w:rPr>
-                <w:rFonts w:ascii="TH Sarabun New" w:hAnsi="TH Sarabun New" w:cs="TH Sarabun New"/>
-                <w:color w:val="000000"/>
-                <w:sz w:val="28"/>
-              </w:rPr>
-              <w:t>3</w:t>
-            </w:r>
-            <w:r>
-              <w:rPr>
-                <w:rFonts w:ascii="TH Sarabun New" w:hAnsi="TH Sarabun New" w:cs="TH Sarabun New"/>
-                <w:color w:val="000000"/>
-                <w:sz w:val="28"/>
-                <w:cs/>
-              </w:rPr>
-              <w:t>.ข้อกำหนด้านประสบการณ์ความรู้ ทักษะทัศนคติ พฤติกรรม</w:t>
-            </w:r>
-          </w:p>
-        </w:tc>
-        <w:tc>
-          <w:tcPr>
-            <w:tcW w:w="7470" w:type="dxa"/>
-            <w:shd w:val="clear" w:color="auto" w:fill="auto"/>
-          </w:tcPr>
-          <w:p>
-            <w:pPr>
-              <w:rPr>
-                <w:rFonts w:ascii="TH Sarabun New" w:hAnsi="TH Sarabun New" w:cs="TH Sarabun New"/>
-                <w:color w:val="000000"/>
-                <w:sz w:val="28"/>
-                <w:u w:val="single"/>
-              </w:rPr>
-            </w:pPr>
-            <w:r>
-              <w:rPr>
-                <w:rFonts w:ascii="TH Sarabun New" w:hAnsi="TH Sarabun New" w:cs="TH Sarabun New"/>
-                <w:color w:val="000000"/>
-                <w:sz w:val="28"/>
-                <w:u w:val="single"/>
-                <w:cs/>
-              </w:rPr>
-              <w:t>ความรู้ ทักษะ เจตคติ ที่จำเป็นต้องมี</w:t>
-            </w:r>
-          </w:p>
-          <w:p>
-            <w:pPr>
-              <w:rPr>
-                <w:rFonts w:ascii="TH Sarabun New" w:hAnsi="TH Sarabun New" w:cs="TH Sarabun New"/>
-                <w:color w:val="000000"/>
-                <w:sz w:val="28"/>
-              </w:rPr>
-            </w:pPr>
-            <w:r>
-              <w:rPr>
-                <w:rFonts w:ascii="TH Sarabun New" w:hAnsi="TH Sarabun New" w:cs="TH Sarabun New"/>
-                <w:color w:val="000000"/>
-                <w:sz w:val="28"/>
-              </w:rPr>
-              <w:t>3</w:t>
-            </w:r>
-            <w:r>
-              <w:rPr>
-                <w:rFonts w:ascii="TH Sarabun New" w:hAnsi="TH Sarabun New" w:cs="TH Sarabun New"/>
-                <w:color w:val="000000"/>
-                <w:sz w:val="28"/>
-                <w:cs/>
-              </w:rPr>
-              <w:t>.1 ความรู้เกี่ยวกับโรคทางตับ ตับอ่อนและทางเดินน้ำดีที่พบบ่อย อาทิเช่น โรคนิ่วในถุงน้ำดี ถุงน้ำดีอักเสบ นิ่วในท่อน้ำดี ท่อน้ำดีอักเสบ ตับอ่อนอักเสบ เป็นต้น</w:t>
-            </w:r>
-          </w:p>
-          <w:p>
-            <w:pPr>
-              <w:rPr>
-                <w:rFonts w:ascii="TH Sarabun New" w:hAnsi="TH Sarabun New" w:cs="TH Sarabun New"/>
-                <w:color w:val="000000"/>
-                <w:sz w:val="28"/>
-              </w:rPr>
-            </w:pPr>
-            <w:r>
-              <w:rPr>
-                <w:rFonts w:ascii="TH Sarabun New" w:hAnsi="TH Sarabun New" w:cs="TH Sarabun New"/>
-                <w:color w:val="000000"/>
-                <w:sz w:val="28"/>
-              </w:rPr>
-              <w:t>3</w:t>
-            </w:r>
-            <w:r>
-              <w:rPr>
-                <w:rFonts w:ascii="TH Sarabun New" w:hAnsi="TH Sarabun New" w:cs="TH Sarabun New"/>
-                <w:color w:val="000000"/>
-                <w:sz w:val="28"/>
-                <w:cs/>
-              </w:rPr>
-              <w:t xml:space="preserve">.2 การเลือกการสืบค้นเพิ่มเติม การวินิจฉัย และการรักษาโรคในข้อ </w:t>
-            </w:r>
-            <w:r>
-              <w:rPr>
-                <w:rFonts w:ascii="TH Sarabun New" w:hAnsi="TH Sarabun New" w:cs="TH Sarabun New"/>
-                <w:color w:val="000000"/>
-                <w:sz w:val="28"/>
-              </w:rPr>
-              <w:t>3</w:t>
-            </w:r>
-            <w:r>
-              <w:rPr>
-                <w:rFonts w:ascii="TH Sarabun New" w:hAnsi="TH Sarabun New" w:cs="TH Sarabun New"/>
-                <w:color w:val="000000"/>
-                <w:sz w:val="28"/>
-                <w:cs/>
-              </w:rPr>
-              <w:t>.1 โดยคำนึงถึงความถูกต้อง ความจำเป็น และความคุ้มค่า</w:t>
-            </w:r>
-          </w:p>
-          <w:p>
-            <w:pPr>
-              <w:spacing w:after="0"/>
-              <w:rPr>
-                <w:rFonts w:ascii="TH Sarabun New" w:hAnsi="TH Sarabun New" w:cs="TH Sarabun New"/>
-                <w:color w:val="000000"/>
-                <w:sz w:val="28"/>
-              </w:rPr>
-            </w:pPr>
-            <w:r>
-              <w:rPr>
-                <w:rFonts w:ascii="TH Sarabun New" w:hAnsi="TH Sarabun New" w:cs="TH Sarabun New"/>
-                <w:color w:val="000000"/>
-                <w:sz w:val="28"/>
-              </w:rPr>
-              <w:t>3</w:t>
-            </w:r>
-            <w:r>
-              <w:rPr>
-                <w:rFonts w:ascii="TH Sarabun New" w:hAnsi="TH Sarabun New" w:cs="TH Sarabun New"/>
-                <w:color w:val="000000"/>
-                <w:sz w:val="28"/>
-                <w:cs/>
-              </w:rPr>
-              <w:t xml:space="preserve">.3 ความรู้และทักษะเกี่ยวกับการผ่าตัดเพื่อรักษาโรคในข้อ </w:t>
-            </w:r>
-            <w:r>
-              <w:rPr>
-                <w:rFonts w:ascii="TH Sarabun New" w:hAnsi="TH Sarabun New" w:cs="TH Sarabun New"/>
-                <w:color w:val="000000"/>
-                <w:sz w:val="28"/>
-              </w:rPr>
-              <w:t>3</w:t>
-            </w:r>
-            <w:r>
-              <w:rPr>
-                <w:rFonts w:ascii="TH Sarabun New" w:hAnsi="TH Sarabun New" w:cs="TH Sarabun New"/>
-                <w:color w:val="000000"/>
-                <w:sz w:val="28"/>
-                <w:cs/>
-              </w:rPr>
-              <w:t>.1 ประกอบไปด้วย:</w:t>
-            </w:r>
-          </w:p>
-          <w:p>
-            <w:pPr>
-              <w:spacing w:after="0"/>
-              <w:rPr>
-                <w:rFonts w:ascii="TH Sarabun New" w:hAnsi="TH Sarabun New" w:cs="TH Sarabun New"/>
-                <w:color w:val="000000"/>
-                <w:sz w:val="28"/>
-              </w:rPr>
-            </w:pPr>
-            <w:r>
-              <w:rPr>
-                <w:rFonts w:ascii="TH Sarabun New" w:hAnsi="TH Sarabun New" w:cs="TH Sarabun New"/>
-                <w:color w:val="000000"/>
-                <w:sz w:val="28"/>
-                <w:cs/>
-              </w:rPr>
-              <w:t xml:space="preserve">         - ข้อบ่งชี้การผ่าตัด</w:t>
-            </w:r>
-          </w:p>
-          <w:p>
-            <w:pPr>
-              <w:spacing w:after="0"/>
-              <w:rPr>
-                <w:rFonts w:ascii="TH Sarabun New" w:hAnsi="TH Sarabun New" w:cs="TH Sarabun New"/>
-                <w:color w:val="000000"/>
-                <w:sz w:val="28"/>
-              </w:rPr>
-            </w:pPr>
-            <w:r>
-              <w:rPr>
-                <w:rFonts w:ascii="TH Sarabun New" w:hAnsi="TH Sarabun New" w:cs="TH Sarabun New"/>
-                <w:color w:val="000000"/>
-                <w:sz w:val="28"/>
-                <w:cs/>
-              </w:rPr>
-              <w:t xml:space="preserve">         - ขั้นตอนการทำผ่าตัด</w:t>
-            </w:r>
-          </w:p>
-          <w:p>
-            <w:pPr>
-              <w:spacing w:after="0"/>
-              <w:rPr>
-                <w:rFonts w:ascii="TH Sarabun New" w:hAnsi="TH Sarabun New" w:cs="TH Sarabun New"/>
-                <w:color w:val="000000"/>
-                <w:sz w:val="28"/>
-              </w:rPr>
-            </w:pPr>
-            <w:r>
-              <w:rPr>
-                <w:rFonts w:ascii="TH Sarabun New" w:hAnsi="TH Sarabun New" w:cs="TH Sarabun New"/>
-                <w:color w:val="000000"/>
-                <w:sz w:val="28"/>
-                <w:cs/>
-              </w:rPr>
-              <w:t xml:space="preserve">         - ภาวะแทรกซ้อนที่อาจเกิดขึ้นและการแก้ไข</w:t>
-            </w:r>
-          </w:p>
-          <w:p>
-            <w:pPr>
-              <w:rPr>
-                <w:rFonts w:ascii="TH Sarabun New" w:hAnsi="TH Sarabun New" w:cs="TH Sarabun New"/>
-                <w:color w:val="000000"/>
-                <w:sz w:val="28"/>
-              </w:rPr>
-            </w:pPr>
-            <w:r>
-              <w:rPr>
-                <w:rFonts w:ascii="TH Sarabun New" w:hAnsi="TH Sarabun New" w:cs="TH Sarabun New"/>
-                <w:color w:val="000000"/>
-                <w:sz w:val="28"/>
-                <w:cs/>
-              </w:rPr>
-              <w:t>4.4 ทักษะการสื่อสาร ให้ข้อมูล และการขอความยินยอมในการทำหัตถการจากผู้ป่วยหรือญาติ ตามความเหมาะสม (</w:t>
-            </w:r>
-            <w:r>
-              <w:rPr>
-                <w:rFonts w:ascii="TH Sarabun New" w:hAnsi="TH Sarabun New" w:cs="TH Sarabun New"/>
-                <w:color w:val="000000"/>
-                <w:sz w:val="28"/>
-              </w:rPr>
-              <w:t>Consent and assent</w:t>
-            </w:r>
-            <w:r>
-              <w:rPr>
-                <w:rFonts w:ascii="TH Sarabun New" w:hAnsi="TH Sarabun New" w:cs="TH Sarabun New"/>
-                <w:color w:val="000000"/>
-                <w:sz w:val="28"/>
-                <w:cs/>
-              </w:rPr>
-              <w:t>) ตลอดจนการให้คำแนะนำ และมีปฏิสัมพันธ์กับผู้ป่วยหรือญาติอย่างเหมาะสม</w:t>
-            </w:r>
-          </w:p>
-          <w:p>
-            <w:pPr>
-              <w:rPr>
-                <w:rFonts w:ascii="TH Sarabun New" w:hAnsi="TH Sarabun New" w:cs="TH Sarabun New"/>
-                <w:color w:val="000000"/>
-                <w:sz w:val="28"/>
-              </w:rPr>
-            </w:pPr>
-            <w:r>
-              <w:rPr>
-                <w:rFonts w:ascii="TH Sarabun New" w:hAnsi="TH Sarabun New" w:cs="TH Sarabun New"/>
-                <w:color w:val="000000"/>
-                <w:sz w:val="28"/>
-                <w:cs/>
-              </w:rPr>
-              <w:t>4.5 พฤตินิสัยและเจตคติที่ดีต่อวิชาชีพแพทย์ มีคุณธรรม จริยธรรมและจรรยาบรรณแห่งวิชาชีพ</w:t>
-            </w:r>
-          </w:p>
-          <w:p>
-            <w:pPr>
-              <w:rPr>
-                <w:rFonts w:ascii="TH Sarabun New" w:hAnsi="TH Sarabun New" w:cs="TH Sarabun New" w:hint="cs"/>
-                <w:color w:val="000000"/>
-                <w:sz w:val="28"/>
-                <w:cs/>
-              </w:rPr>
-            </w:pPr>
-            <w:r>
-              <w:rPr>
-                <w:rFonts w:ascii="TH Sarabun New" w:hAnsi="TH Sarabun New" w:cs="TH Sarabun New"/>
-                <w:color w:val="000000"/>
-                <w:sz w:val="28"/>
-                <w:cs/>
-              </w:rPr>
-              <w:t>4.6 การกำหนดความต้องการในการเรียนรู้ของตนเองได้อย่างครอบคลุมทุกด้านที่จำเป็น รู้จักวางแผนและแสวงหาวิธีการสร้างและพัฒนาความรู้ รวมทั้งพัฒนาตนเองอย่างต่อเนื่องและสม่ำเสมอ</w:t>
-            </w:r>
-          </w:p>
-        </w:tc>
-      </w:tr>
-      <w:tr>
-        <w:tc>
-          <w:tcPr>
-            <w:tcW w:w="2065" w:type="dxa"/>
-            <w:shd w:val="clear" w:color="auto" w:fill="auto"/>
-          </w:tcPr>
-          <w:p>
-            <w:pPr>
-              <w:spacing w:after="0"/>
-              <w:rPr>
-                <w:rFonts w:ascii="TH Sarabun New" w:hAnsi="TH Sarabun New" w:cs="TH Sarabun New"/>
-                <w:color w:val="000000"/>
-                <w:sz w:val="28"/>
-              </w:rPr>
-            </w:pPr>
-            <w:r>
-              <w:rPr>
-                <w:rFonts w:ascii="TH Sarabun New" w:hAnsi="TH Sarabun New" w:cs="TH Sarabun New"/>
-                <w:color w:val="000000"/>
-                <w:sz w:val="28"/>
-              </w:rPr>
-              <w:t>4</w:t>
-            </w:r>
-            <w:r>
-              <w:rPr>
-                <w:rFonts w:ascii="TH Sarabun New" w:hAnsi="TH Sarabun New" w:cs="TH Sarabun New"/>
-                <w:color w:val="000000"/>
-                <w:sz w:val="28"/>
-                <w:cs/>
-              </w:rPr>
-              <w:t>.การวัดและการประเมินผล</w:t>
-            </w:r>
-          </w:p>
-        </w:tc>
-        <w:tc>
-          <w:tcPr>
-            <w:tcW w:w="7470" w:type="dxa"/>
-            <w:shd w:val="clear" w:color="auto" w:fill="auto"/>
-          </w:tcPr>
-          <w:p>
-            <w:pPr>
-              <w:spacing w:after="0"/>
-              <w:rPr>
-                <w:rFonts w:ascii="TH Sarabun New" w:hAnsi="TH Sarabun New" w:cs="TH Sarabun New"/>
-                <w:color w:val="000000"/>
-                <w:sz w:val="28"/>
-                <w:u w:val="single"/>
-              </w:rPr>
-            </w:pPr>
-            <w:r>
-              <w:rPr>
-                <w:rFonts w:ascii="TH Sarabun New" w:hAnsi="TH Sarabun New" w:cs="TH Sarabun New"/>
-                <w:color w:val="000000"/>
-                <w:sz w:val="28"/>
-                <w:u w:val="single"/>
-                <w:cs/>
-              </w:rPr>
-              <w:t>วิธีการประเมินระดับความสามารถ</w:t>
-            </w:r>
-          </w:p>
-          <w:p>
-            <w:pPr>
-              <w:spacing w:after="0"/>
-              <w:rPr>
-                <w:rFonts w:ascii="TH Sarabun New" w:hAnsi="TH Sarabun New" w:cs="TH Sarabun New"/>
-                <w:color w:val="000000"/>
-                <w:sz w:val="28"/>
-              </w:rPr>
-            </w:pPr>
-            <w:r>
-              <w:rPr>
-                <w:rFonts w:ascii="TH Sarabun New" w:hAnsi="TH Sarabun New" w:cs="TH Sarabun New"/>
-                <w:color w:val="000000"/>
-                <w:sz w:val="28"/>
-              </w:rPr>
-              <w:t>4</w:t>
-            </w:r>
-            <w:r>
-              <w:rPr>
-                <w:rFonts w:ascii="TH Sarabun New" w:hAnsi="TH Sarabun New" w:cs="TH Sarabun New"/>
-                <w:color w:val="000000"/>
-                <w:sz w:val="28"/>
-                <w:cs/>
-              </w:rPr>
-              <w:t>.1 แบบประเมินการปฏิบัติงาน ประเมินโดยอาจารย์</w:t>
-            </w:r>
-          </w:p>
-          <w:p>
-            <w:pPr>
-              <w:spacing w:after="0"/>
-              <w:rPr>
-                <w:rFonts w:ascii="TH Sarabun New" w:hAnsi="TH Sarabun New" w:cs="TH Sarabun New"/>
-                <w:color w:val="000000"/>
-                <w:sz w:val="28"/>
-                <w:cs/>
-              </w:rPr>
-            </w:pPr>
-            <w:r>
-              <w:rPr>
-                <w:rFonts w:ascii="TH Sarabun New" w:hAnsi="TH Sarabun New" w:cs="TH Sarabun New"/>
-                <w:color w:val="000000"/>
-                <w:sz w:val="28"/>
-              </w:rPr>
-              <w:t>4</w:t>
-            </w:r>
-            <w:r>
-              <w:rPr>
-                <w:rFonts w:ascii="TH Sarabun New" w:hAnsi="TH Sarabun New" w:cs="TH Sarabun New"/>
-                <w:color w:val="000000"/>
-                <w:sz w:val="28"/>
-                <w:cs/>
-              </w:rPr>
-              <w:t xml:space="preserve">.2 การทดสอบกับผู้ป่วยจริงหรือตัวอย่าง </w:t>
-            </w:r>
-            <w:r>
-              <w:rPr>
-                <w:rFonts w:ascii="TH Sarabun New" w:hAnsi="TH Sarabun New" w:cs="TH Sarabun New"/>
-                <w:color w:val="000000"/>
-                <w:sz w:val="28"/>
-              </w:rPr>
-              <w:t xml:space="preserve">case discussion </w:t>
-            </w:r>
-            <w:r>
-              <w:rPr>
-                <w:rFonts w:ascii="TH Sarabun New" w:hAnsi="TH Sarabun New" w:cs="TH Sarabun New"/>
-                <w:color w:val="000000"/>
-                <w:sz w:val="28"/>
-                <w:cs/>
-              </w:rPr>
-              <w:t xml:space="preserve">ในคลินิกผู้ป่วยนอก หอผู้ป่วย หรือในห้องผ่าตัด โดยต้องผ่านประเมินในผู้ป่วย </w:t>
-            </w:r>
-            <w:r>
-              <w:rPr>
-                <w:rFonts w:ascii="TH Sarabun New" w:hAnsi="TH Sarabun New" w:cs="TH Sarabun New"/>
-                <w:color w:val="000000"/>
-                <w:sz w:val="28"/>
-              </w:rPr>
-              <w:t xml:space="preserve">acute </w:t>
-            </w:r>
-            <w:proofErr w:type="spellStart"/>
-            <w:r>
-              <w:rPr>
-                <w:rFonts w:ascii="TH Sarabun New" w:hAnsi="TH Sarabun New" w:cs="TH Sarabun New"/>
-                <w:color w:val="000000"/>
-                <w:sz w:val="28"/>
-              </w:rPr>
-              <w:t>cholecystitis</w:t>
-            </w:r>
-            <w:proofErr w:type="spellEnd"/>
-            <w:r>
-              <w:rPr>
-                <w:rFonts w:ascii="TH Sarabun New" w:hAnsi="TH Sarabun New" w:cs="TH Sarabun New"/>
-                <w:color w:val="000000"/>
-                <w:sz w:val="28"/>
-              </w:rPr>
-              <w:t xml:space="preserve">, obstructive jaundice, acute pancreatitis </w:t>
-            </w:r>
-            <w:r>
-              <w:rPr>
-                <w:rFonts w:ascii="TH Sarabun New" w:hAnsi="TH Sarabun New" w:cs="TH Sarabun New"/>
-                <w:color w:val="000000"/>
-                <w:sz w:val="28"/>
-                <w:cs/>
-              </w:rPr>
-              <w:t xml:space="preserve">และ </w:t>
-            </w:r>
-            <w:r>
-              <w:rPr>
-                <w:rFonts w:ascii="TH Sarabun New" w:hAnsi="TH Sarabun New" w:cs="TH Sarabun New"/>
-                <w:color w:val="000000"/>
-                <w:sz w:val="28"/>
-              </w:rPr>
-              <w:t xml:space="preserve">HBP tumor </w:t>
-            </w:r>
-          </w:p>
-          <w:p>
-            <w:pPr>
-              <w:spacing w:after="0"/>
-              <w:rPr>
-                <w:rFonts w:ascii="TH Sarabun New" w:hAnsi="TH Sarabun New" w:cs="TH Sarabun New"/>
-                <w:color w:val="000000"/>
-                <w:sz w:val="28"/>
-              </w:rPr>
-            </w:pPr>
-            <w:r>
-              <w:rPr>
-                <w:rFonts w:ascii="TH Sarabun New" w:hAnsi="TH Sarabun New" w:cs="TH Sarabun New"/>
-                <w:color w:val="000000"/>
-                <w:sz w:val="28"/>
-              </w:rPr>
-              <w:t>4</w:t>
-            </w:r>
-            <w:r>
-              <w:rPr>
-                <w:rFonts w:ascii="TH Sarabun New" w:hAnsi="TH Sarabun New" w:cs="TH Sarabun New"/>
-                <w:color w:val="000000"/>
-                <w:sz w:val="28"/>
-                <w:cs/>
-              </w:rPr>
-              <w:t>.3</w:t>
-            </w:r>
-            <w:r>
-              <w:rPr>
-                <w:rFonts w:ascii="TH Sarabun New" w:hAnsi="TH Sarabun New" w:cs="TH Sarabun New"/>
-                <w:color w:val="000000"/>
-                <w:sz w:val="28"/>
-              </w:rPr>
-              <w:t xml:space="preserve"> PBA open cholecystectomy</w:t>
-            </w:r>
-          </w:p>
-          <w:p>
-            <w:pPr>
-              <w:spacing w:after="0"/>
-              <w:rPr>
-                <w:rFonts w:ascii="TH Sarabun New" w:hAnsi="TH Sarabun New" w:cs="TH Sarabun New"/>
-                <w:color w:val="000000"/>
-                <w:sz w:val="28"/>
-              </w:rPr>
-            </w:pPr>
-            <w:r>
-              <w:rPr>
-                <w:rFonts w:ascii="TH Sarabun New" w:hAnsi="TH Sarabun New" w:cs="TH Sarabun New"/>
-                <w:color w:val="000000"/>
-                <w:sz w:val="28"/>
-              </w:rPr>
-              <w:t>4</w:t>
-            </w:r>
-            <w:r>
-              <w:rPr>
-                <w:rFonts w:ascii="TH Sarabun New" w:hAnsi="TH Sarabun New" w:cs="TH Sarabun New"/>
-                <w:color w:val="000000"/>
-                <w:sz w:val="28"/>
-                <w:cs/>
-              </w:rPr>
-              <w:t xml:space="preserve">.4 </w:t>
-            </w:r>
-            <w:r>
-              <w:rPr>
-                <w:rFonts w:ascii="TH Sarabun New" w:hAnsi="TH Sarabun New" w:cs="TH Sarabun New"/>
-                <w:color w:val="000000"/>
-                <w:sz w:val="28"/>
-              </w:rPr>
-              <w:t>PBA laparoscopic cholecystectomy</w:t>
-            </w:r>
-          </w:p>
-        </w:tc>
-      </w:tr>
-      <w:tr>
-        <w:tc>
-          <w:tcPr>
-            <w:tcW w:w="2065" w:type="dxa"/>
-            <w:shd w:val="clear" w:color="auto" w:fill="auto"/>
-          </w:tcPr>
-          <w:p>
-            <w:pPr>
-              <w:rPr>
-                <w:rFonts w:ascii="TH Sarabun New" w:hAnsi="TH Sarabun New" w:cs="TH Sarabun New"/>
-                <w:color w:val="000000"/>
-                <w:sz w:val="28"/>
-              </w:rPr>
-            </w:pPr>
-            <w:r>
-              <w:rPr>
-                <w:rFonts w:ascii="TH Sarabun New" w:hAnsi="TH Sarabun New" w:cs="TH Sarabun New"/>
-                <w:color w:val="000000"/>
-                <w:sz w:val="28"/>
-              </w:rPr>
-              <w:lastRenderedPageBreak/>
-              <w:t>5</w:t>
-            </w:r>
-            <w:r>
-              <w:rPr>
-                <w:rFonts w:ascii="TH Sarabun New" w:hAnsi="TH Sarabun New" w:cs="TH Sarabun New"/>
-                <w:color w:val="000000"/>
-                <w:sz w:val="28"/>
-                <w:cs/>
-              </w:rPr>
-              <w:t xml:space="preserve">.ระดับความสามารถตาม </w:t>
-            </w:r>
-            <w:r>
-              <w:rPr>
-                <w:rFonts w:ascii="TH Sarabun New" w:hAnsi="TH Sarabun New" w:cs="TH Sarabun New"/>
-                <w:color w:val="000000"/>
-                <w:sz w:val="28"/>
-              </w:rPr>
-              <w:t xml:space="preserve">EPA </w:t>
-            </w:r>
-            <w:r>
-              <w:rPr>
-                <w:rFonts w:ascii="TH Sarabun New" w:hAnsi="TH Sarabun New" w:cs="TH Sarabun New"/>
-                <w:color w:val="000000"/>
-                <w:sz w:val="28"/>
-                <w:cs/>
-              </w:rPr>
-              <w:t>ของแพทย์ประจำบ้านของแต่ละ</w:t>
-            </w:r>
-          </w:p>
-          <w:p>
-            <w:pPr>
-              <w:rPr>
-                <w:rFonts w:ascii="TH Sarabun New" w:hAnsi="TH Sarabun New" w:cs="TH Sarabun New"/>
-                <w:color w:val="000000"/>
-                <w:sz w:val="28"/>
-                <w:cs/>
-              </w:rPr>
-            </w:pPr>
-            <w:r>
-              <w:rPr>
-                <w:rFonts w:ascii="TH Sarabun New" w:hAnsi="TH Sarabun New" w:cs="TH Sarabun New"/>
-                <w:color w:val="000000"/>
-                <w:sz w:val="28"/>
-                <w:cs/>
-              </w:rPr>
-              <w:t>ชั้นปี</w:t>
-            </w:r>
-          </w:p>
-        </w:tc>
-        <w:tc>
-          <w:tcPr>
-            <w:tcW w:w="7470" w:type="dxa"/>
-            <w:shd w:val="clear" w:color="auto" w:fill="auto"/>
-          </w:tcPr>
-          <w:p>
-            <w:pPr>
-              <w:rPr>
-                <w:rFonts w:ascii="TH Sarabun New" w:hAnsi="TH Sarabun New" w:cs="TH Sarabun New"/>
-                <w:color w:val="000000"/>
-                <w:sz w:val="28"/>
-                <w:u w:val="single"/>
-              </w:rPr>
-            </w:pPr>
-            <w:r>
-              <w:rPr>
-                <w:rFonts w:ascii="TH Sarabun New" w:hAnsi="TH Sarabun New" w:cs="TH Sarabun New"/>
-                <w:color w:val="000000"/>
-                <w:sz w:val="28"/>
-                <w:u w:val="single"/>
-                <w:cs/>
-              </w:rPr>
-              <w:t xml:space="preserve">ระดับความสามารถที่พึงมี </w:t>
-            </w:r>
-          </w:p>
-          <w:p>
-            <w:pPr>
-              <w:rPr>
-                <w:rFonts w:ascii="TH Sarabun New" w:hAnsi="TH Sarabun New" w:cs="TH Sarabun New"/>
-                <w:color w:val="000000"/>
-                <w:sz w:val="28"/>
-              </w:rPr>
-            </w:pPr>
-            <w:r>
-              <w:rPr>
-                <w:rFonts w:ascii="TH Sarabun New" w:hAnsi="TH Sarabun New" w:cs="TH Sarabun New"/>
-                <w:color w:val="000000"/>
-                <w:sz w:val="28"/>
-                <w:cs/>
-              </w:rPr>
-              <w:t xml:space="preserve">ต้องมีความสามารถอย่างน้อยระดับ </w:t>
-            </w:r>
-            <w:r>
-              <w:rPr>
-                <w:rFonts w:ascii="TH Sarabun New" w:hAnsi="TH Sarabun New" w:cs="TH Sarabun New"/>
-                <w:color w:val="000000"/>
-                <w:sz w:val="28"/>
-              </w:rPr>
-              <w:t>L</w:t>
-            </w:r>
-            <w:r>
-              <w:rPr>
-                <w:rFonts w:ascii="TH Sarabun New" w:hAnsi="TH Sarabun New" w:cs="TH Sarabun New"/>
-                <w:color w:val="000000"/>
-                <w:sz w:val="28"/>
-                <w:cs/>
-              </w:rPr>
-              <w:t xml:space="preserve">3 สำหรับการเลื่อนชั้นไปอยู่ระดับการฝึกอบรมหรือชั้นปีที่ 3 </w:t>
-            </w:r>
-          </w:p>
-          <w:p>
-            <w:pPr>
-              <w:rPr>
-                <w:rFonts w:ascii="TH Sarabun New" w:hAnsi="TH Sarabun New" w:cs="TH Sarabun New"/>
-                <w:color w:val="000000"/>
-                <w:sz w:val="28"/>
-              </w:rPr>
-            </w:pPr>
-            <w:r>
-              <w:rPr>
-                <w:rFonts w:ascii="TH Sarabun New" w:hAnsi="TH Sarabun New" w:cs="TH Sarabun New"/>
-                <w:color w:val="000000"/>
-                <w:sz w:val="28"/>
-                <w:cs/>
-              </w:rPr>
-              <w:t xml:space="preserve">ต้องมีความสามารถอย่างน้อยระดับ </w:t>
-            </w:r>
-            <w:r>
-              <w:rPr>
-                <w:rFonts w:ascii="TH Sarabun New" w:hAnsi="TH Sarabun New" w:cs="TH Sarabun New"/>
-                <w:color w:val="000000"/>
-                <w:sz w:val="28"/>
-              </w:rPr>
-              <w:t>L</w:t>
-            </w:r>
-            <w:r>
-              <w:rPr>
-                <w:rFonts w:ascii="TH Sarabun New" w:hAnsi="TH Sarabun New" w:cs="TH Sarabun New"/>
-                <w:color w:val="000000"/>
-                <w:sz w:val="28"/>
-                <w:cs/>
-              </w:rPr>
-              <w:t>4 สำหรับการเลื่อนชั้นไปอยู่ระดับการฝึกอบรมหรือชั้นปีที่ 4</w:t>
-            </w:r>
-          </w:p>
-          <w:p>
-            <w:pPr>
-              <w:rPr>
-                <w:rFonts w:ascii="TH Sarabun New" w:hAnsi="TH Sarabun New" w:cs="TH Sarabun New"/>
-                <w:color w:val="000000"/>
-                <w:sz w:val="28"/>
-                <w:cs/>
-              </w:rPr>
-            </w:pPr>
-            <w:r>
-              <w:rPr>
-                <w:rFonts w:ascii="TH Sarabun New" w:hAnsi="TH Sarabun New" w:cs="TH Sarabun New"/>
-                <w:color w:val="000000"/>
-                <w:sz w:val="28"/>
-                <w:cs/>
-              </w:rPr>
-              <w:t xml:space="preserve">ต้องมีความสามารถอย่างน้อยระดับ </w:t>
-            </w:r>
-            <w:r>
-              <w:rPr>
-                <w:rFonts w:ascii="TH Sarabun New" w:hAnsi="TH Sarabun New" w:cs="TH Sarabun New"/>
-                <w:color w:val="000000"/>
-                <w:sz w:val="28"/>
-              </w:rPr>
-              <w:t>L</w:t>
-            </w:r>
-            <w:r>
-              <w:rPr>
-                <w:rFonts w:ascii="TH Sarabun New" w:hAnsi="TH Sarabun New" w:cs="TH Sarabun New"/>
-                <w:color w:val="000000"/>
-                <w:sz w:val="28"/>
-                <w:cs/>
-              </w:rPr>
-              <w:t xml:space="preserve">5 เมื่อสิ้นสุดการฝึกอบรมในระดับหรือชั้นปีที่ 4 </w:t>
-            </w:r>
-            <w:r>
-              <w:rPr>
-                <w:rFonts w:ascii="TH Sarabun New" w:hAnsi="TH Sarabun New" w:cs="TH Sarabun New"/>
-                <w:sz w:val="28"/>
-                <w:cs/>
-              </w:rPr>
-              <w:t xml:space="preserve">ในส่วนการผ่าตัดต้องมีความสามารถอย่างน้อยระดับ </w:t>
-            </w:r>
-            <w:r>
-              <w:rPr>
-                <w:rFonts w:ascii="TH Sarabun New" w:hAnsi="TH Sarabun New" w:cs="TH Sarabun New"/>
-                <w:sz w:val="28"/>
-              </w:rPr>
-              <w:t>L4</w:t>
             </w:r>
           </w:p>
         </w:tc>
@@ -1128,19 +300,6 @@
         <w:spacing w:line="276" w:lineRule="auto"/>
         <w:jc w:val="both"/>
         <w:rPr>
-          <w:rFonts w:ascii="TH Sarabun New" w:hAnsi="TH Sarabun New" w:cs="TH Sarabun New" w:hint="cs"/>
-          <w:sz w:val="28"/>
-        </w:rPr>
-      </w:pPr>
-    </w:p>
-    <w:p>
-      <w:pPr>
-        <w:autoSpaceDE w:val="0"/>
-        <w:autoSpaceDN w:val="0"/>
-        <w:adjustRightInd w:val="0"/>
-        <w:spacing w:line="276" w:lineRule="auto"/>
-        <w:jc w:val="both"/>
-        <w:rPr>
           <w:rFonts w:ascii="TH Sarabun New" w:hAnsi="TH Sarabun New" w:cs="TH Sarabun New"/>
           <w:b/>
           <w:bCs/>
@@ -1148,338 +307,10 @@
         </w:rPr>
       </w:pPr>
     </w:p>
-    <w:p>
-      <w:pPr>
-        <w:autoSpaceDE w:val="0"/>
-        <w:autoSpaceDN w:val="0"/>
-        <w:adjustRightInd w:val="0"/>
-        <w:spacing w:line="276" w:lineRule="auto"/>
-        <w:jc w:val="both"/>
-        <w:rPr>
-          <w:rFonts w:ascii="TH Sarabun New" w:hAnsi="TH Sarabun New" w:cs="TH Sarabun New"/>
-          <w:b/>
-          <w:bCs/>
-          <w:sz w:val="28"/>
-        </w:rPr>
-      </w:pPr>
-    </w:p>
-    <w:p>
-      <w:pPr>
-        <w:autoSpaceDE w:val="0"/>
-        <w:autoSpaceDN w:val="0"/>
-        <w:adjustRightInd w:val="0"/>
-        <w:spacing w:line="276" w:lineRule="auto"/>
-        <w:jc w:val="both"/>
-        <w:rPr>
-          <w:rFonts w:ascii="TH Sarabun New" w:hAnsi="TH Sarabun New" w:cs="TH Sarabun New"/>
-          <w:b/>
-          <w:bCs/>
-          <w:sz w:val="28"/>
-        </w:rPr>
-      </w:pPr>
-    </w:p>
-    <w:p>
-      <w:pPr>
-        <w:autoSpaceDE w:val="0"/>
-        <w:autoSpaceDN w:val="0"/>
-        <w:adjustRightInd w:val="0"/>
-        <w:spacing w:line="276" w:lineRule="auto"/>
-        <w:jc w:val="both"/>
-        <w:rPr>
-          <w:rFonts w:ascii="TH Sarabun New" w:hAnsi="TH Sarabun New" w:cs="TH Sarabun New"/>
-          <w:b/>
-          <w:bCs/>
-          <w:sz w:val="28"/>
-        </w:rPr>
-      </w:pPr>
-    </w:p>
-    <w:p>
-      <w:pPr>
-        <w:autoSpaceDE w:val="0"/>
-        <w:autoSpaceDN w:val="0"/>
-        <w:adjustRightInd w:val="0"/>
-        <w:spacing w:line="276" w:lineRule="auto"/>
-        <w:jc w:val="both"/>
-        <w:rPr>
-          <w:rFonts w:ascii="TH Sarabun New" w:hAnsi="TH Sarabun New" w:cs="TH Sarabun New"/>
-          <w:b/>
-          <w:bCs/>
-          <w:sz w:val="28"/>
-        </w:rPr>
-      </w:pPr>
-    </w:p>
-    <w:p>
-      <w:pPr>
-        <w:autoSpaceDE w:val="0"/>
-        <w:autoSpaceDN w:val="0"/>
-        <w:adjustRightInd w:val="0"/>
-        <w:spacing w:line="276" w:lineRule="auto"/>
-        <w:jc w:val="both"/>
-        <w:rPr>
-          <w:rFonts w:ascii="TH Sarabun New" w:hAnsi="TH Sarabun New" w:cs="TH Sarabun New"/>
-          <w:b/>
-          <w:bCs/>
-          <w:sz w:val="28"/>
-        </w:rPr>
-      </w:pPr>
-    </w:p>
-    <w:p>
-      <w:pPr>
-        <w:autoSpaceDE w:val="0"/>
-        <w:autoSpaceDN w:val="0"/>
-        <w:adjustRightInd w:val="0"/>
-        <w:spacing w:line="276" w:lineRule="auto"/>
-        <w:jc w:val="both"/>
-        <w:rPr>
-          <w:rFonts w:ascii="TH Sarabun New" w:hAnsi="TH Sarabun New" w:cs="TH Sarabun New"/>
-          <w:b/>
-          <w:bCs/>
-          <w:sz w:val="28"/>
-        </w:rPr>
-      </w:pPr>
-    </w:p>
-    <w:p>
-      <w:pPr>
-        <w:autoSpaceDE w:val="0"/>
-        <w:autoSpaceDN w:val="0"/>
-        <w:adjustRightInd w:val="0"/>
-        <w:spacing w:line="276" w:lineRule="auto"/>
-        <w:jc w:val="both"/>
-        <w:rPr>
-          <w:rFonts w:ascii="TH Sarabun New" w:hAnsi="TH Sarabun New" w:cs="TH Sarabun New"/>
-          <w:b/>
-          <w:bCs/>
-          <w:sz w:val="28"/>
-        </w:rPr>
-      </w:pPr>
-    </w:p>
-    <w:p>
-      <w:pPr>
-        <w:autoSpaceDE w:val="0"/>
-        <w:autoSpaceDN w:val="0"/>
-        <w:adjustRightInd w:val="0"/>
-        <w:spacing w:line="276" w:lineRule="auto"/>
-        <w:jc w:val="both"/>
-        <w:rPr>
-          <w:rFonts w:ascii="TH Sarabun New" w:hAnsi="TH Sarabun New" w:cs="TH Sarabun New"/>
-          <w:b/>
-          <w:bCs/>
-          <w:sz w:val="28"/>
-        </w:rPr>
-      </w:pPr>
-    </w:p>
-    <w:p>
-      <w:pPr>
-        <w:autoSpaceDE w:val="0"/>
-        <w:autoSpaceDN w:val="0"/>
-        <w:adjustRightInd w:val="0"/>
-        <w:spacing w:line="276" w:lineRule="auto"/>
-        <w:jc w:val="both"/>
-        <w:rPr>
-          <w:rFonts w:ascii="TH Sarabun New" w:hAnsi="TH Sarabun New" w:cs="TH Sarabun New"/>
-          <w:b/>
-          <w:bCs/>
-          <w:sz w:val="28"/>
-        </w:rPr>
-      </w:pPr>
-    </w:p>
-    <w:p>
-      <w:pPr>
-        <w:autoSpaceDE w:val="0"/>
-        <w:autoSpaceDN w:val="0"/>
-        <w:adjustRightInd w:val="0"/>
-        <w:spacing w:line="276" w:lineRule="auto"/>
-        <w:jc w:val="both"/>
-        <w:rPr>
-          <w:rFonts w:ascii="TH Sarabun New" w:hAnsi="TH Sarabun New" w:cs="TH Sarabun New"/>
-          <w:b/>
-          <w:bCs/>
-          <w:sz w:val="28"/>
-        </w:rPr>
-      </w:pPr>
-    </w:p>
-    <w:p>
-      <w:pPr>
-        <w:autoSpaceDE w:val="0"/>
-        <w:autoSpaceDN w:val="0"/>
-        <w:adjustRightInd w:val="0"/>
-        <w:spacing w:line="276" w:lineRule="auto"/>
-        <w:jc w:val="both"/>
-        <w:rPr>
-          <w:rFonts w:ascii="TH Sarabun New" w:hAnsi="TH Sarabun New" w:cs="TH Sarabun New"/>
-          <w:b/>
-          <w:bCs/>
-          <w:sz w:val="28"/>
-        </w:rPr>
-      </w:pPr>
-    </w:p>
-    <w:p>
-      <w:pPr>
-        <w:autoSpaceDE w:val="0"/>
-        <w:autoSpaceDN w:val="0"/>
-        <w:adjustRightInd w:val="0"/>
-        <w:spacing w:line="276" w:lineRule="auto"/>
-        <w:jc w:val="both"/>
-        <w:rPr>
-          <w:rFonts w:ascii="TH Sarabun New" w:hAnsi="TH Sarabun New" w:cs="TH Sarabun New"/>
-          <w:b/>
-          <w:bCs/>
-          <w:sz w:val="28"/>
-        </w:rPr>
-      </w:pPr>
-    </w:p>
-    <w:p>
-      <w:pPr>
-        <w:autoSpaceDE w:val="0"/>
-        <w:autoSpaceDN w:val="0"/>
-        <w:adjustRightInd w:val="0"/>
-        <w:spacing w:line="276" w:lineRule="auto"/>
-        <w:jc w:val="both"/>
-        <w:rPr>
-          <w:rFonts w:ascii="TH Sarabun New" w:hAnsi="TH Sarabun New" w:cs="TH Sarabun New" w:hint="cs"/>
-          <w:b/>
-          <w:bCs/>
-          <w:sz w:val="28"/>
-        </w:rPr>
-      </w:pPr>
-      <w:bookmarkStart w:id="0" w:name="_GoBack"/>
-      <w:bookmarkEnd w:id="0"/>
-    </w:p>
-    <w:p>
-      <w:pPr>
-        <w:autoSpaceDE w:val="0"/>
-        <w:autoSpaceDN w:val="0"/>
-        <w:adjustRightInd w:val="0"/>
-        <w:spacing w:line="276" w:lineRule="auto"/>
-        <w:jc w:val="both"/>
-        <w:rPr>
-          <w:rFonts w:ascii="TH Sarabun New" w:hAnsi="TH Sarabun New" w:cs="TH Sarabun New"/>
-          <w:b/>
-          <w:bCs/>
-          <w:sz w:val="28"/>
-        </w:rPr>
-      </w:pPr>
-    </w:p>
-    <w:p>
-      <w:pPr>
-        <w:autoSpaceDE w:val="0"/>
-        <w:autoSpaceDN w:val="0"/>
-        <w:adjustRightInd w:val="0"/>
-        <w:spacing w:line="276" w:lineRule="auto"/>
-        <w:jc w:val="both"/>
-        <w:rPr>
-          <w:rFonts w:ascii="TH Sarabun New" w:hAnsi="TH Sarabun New" w:cs="TH Sarabun New"/>
-          <w:sz w:val="28"/>
-        </w:rPr>
-      </w:pPr>
-      <w:r>
-        <w:rPr>
-          <w:rFonts w:ascii="TH Sarabun New" w:hAnsi="TH Sarabun New" w:cs="TH Sarabun New"/>
-          <w:b/>
-          <w:bCs/>
-          <w:sz w:val="28"/>
-        </w:rPr>
-        <w:lastRenderedPageBreak/>
-        <w:t xml:space="preserve">Milestone </w:t>
-      </w:r>
-      <w:r>
-        <w:rPr>
-          <w:rFonts w:ascii="TH Sarabun New" w:hAnsi="TH Sarabun New" w:cs="TH Sarabun New"/>
-          <w:b/>
-          <w:bCs/>
-          <w:sz w:val="28"/>
-        </w:rPr>
-        <w:t xml:space="preserve">EPA </w:t>
-      </w:r>
-      <w:proofErr w:type="gramStart"/>
-      <w:r>
-        <w:rPr>
-          <w:rFonts w:ascii="TH Sarabun New" w:hAnsi="TH Sarabun New" w:cs="TH Sarabun New"/>
-          <w:b/>
-          <w:bCs/>
-          <w:sz w:val="28"/>
-        </w:rPr>
-        <w:t>4</w:t>
-      </w:r>
-      <w:r>
-        <w:rPr>
-          <w:rFonts w:ascii="TH Sarabun New" w:hAnsi="TH Sarabun New" w:cs="TH Sarabun New"/>
-          <w:b/>
-          <w:bCs/>
-          <w:color w:val="000000"/>
-          <w:sz w:val="28"/>
-        </w:rPr>
-        <w:t xml:space="preserve"> </w:t>
-      </w:r>
-      <w:r>
-        <w:rPr>
-          <w:rFonts w:ascii="TH Sarabun New" w:hAnsi="TH Sarabun New" w:cs="TH Sarabun New"/>
-          <w:b/>
-          <w:bCs/>
-          <w:color w:val="000000"/>
-          <w:sz w:val="28"/>
-        </w:rPr>
-        <w:t xml:space="preserve"> </w:t>
-      </w:r>
-      <w:r>
-        <w:rPr>
-          <w:rFonts w:ascii="TH Sarabun New" w:hAnsi="TH Sarabun New" w:cs="TH Sarabun New"/>
-          <w:b/>
-          <w:bCs/>
-          <w:color w:val="000000"/>
-          <w:sz w:val="28"/>
-        </w:rPr>
-        <w:t>Management</w:t>
-      </w:r>
-      <w:proofErr w:type="gramEnd"/>
-      <w:r>
-        <w:rPr>
-          <w:rFonts w:ascii="TH Sarabun New" w:hAnsi="TH Sarabun New" w:cs="TH Sarabun New"/>
-          <w:b/>
-          <w:bCs/>
-          <w:color w:val="000000"/>
-          <w:sz w:val="28"/>
-        </w:rPr>
-        <w:t xml:space="preserve"> of common </w:t>
-      </w:r>
-      <w:proofErr w:type="spellStart"/>
-      <w:r>
-        <w:rPr>
-          <w:rFonts w:ascii="TH Sarabun New" w:hAnsi="TH Sarabun New" w:cs="TH Sarabun New"/>
-          <w:b/>
-          <w:bCs/>
-          <w:color w:val="000000"/>
-          <w:sz w:val="28"/>
-        </w:rPr>
-        <w:t>hepato</w:t>
-      </w:r>
-      <w:proofErr w:type="spellEnd"/>
-      <w:r>
-        <w:rPr>
-          <w:rFonts w:ascii="TH Sarabun New" w:hAnsi="TH Sarabun New" w:cs="TH Sarabun New"/>
-          <w:b/>
-          <w:bCs/>
-          <w:color w:val="000000"/>
-          <w:sz w:val="28"/>
-          <w:cs/>
-        </w:rPr>
-        <w:t>-</w:t>
-      </w:r>
-      <w:r>
-        <w:rPr>
-          <w:rFonts w:ascii="TH Sarabun New" w:hAnsi="TH Sarabun New" w:cs="TH Sarabun New"/>
-          <w:b/>
-          <w:bCs/>
-          <w:color w:val="000000"/>
-          <w:sz w:val="28"/>
-        </w:rPr>
-        <w:t>biliary and pancreatic diseases</w:t>
-      </w:r>
-    </w:p>
     <w:tbl>
       <w:tblPr>
-        <w:tblW w:w="9922" w:type="dxa"/>
-        <w:tblInd w:w="-5" w:type="dxa"/>
+        <w:tblW w:w="10915" w:type="dxa"/>
+        <w:tblInd w:w="-998" w:type="dxa"/>
         <w:tblBorders>
           <w:top w:val="single" w:sz="4" w:space="0" w:color="auto"/>
           <w:left w:val="single" w:sz="4" w:space="0" w:color="auto"/>
@@ -1492,17 +323,17 @@
         <w:tblLook w:val="04A0" w:firstRow="1" w:lastRow="0" w:firstColumn="1" w:lastColumn="0" w:noHBand="0" w:noVBand="1"/>
       </w:tblPr>
       <w:tblGrid>
-        <w:gridCol w:w="4678"/>
-        <w:gridCol w:w="1134"/>
-        <w:gridCol w:w="1134"/>
-        <w:gridCol w:w="992"/>
-        <w:gridCol w:w="992"/>
-        <w:gridCol w:w="992"/>
+        <w:gridCol w:w="8081"/>
+        <w:gridCol w:w="567"/>
+        <w:gridCol w:w="567"/>
+        <w:gridCol w:w="567"/>
+        <w:gridCol w:w="567"/>
+        <w:gridCol w:w="566"/>
       </w:tblGrid>
       <w:tr>
         <w:tc>
           <w:tcPr>
-            <w:tcW w:w="4678" w:type="dxa"/>
+            <w:tcW w:w="8081" w:type="dxa"/>
             <w:tcBorders>
               <w:bottom w:val="single" w:sz="4" w:space="0" w:color="auto"/>
             </w:tcBorders>
@@ -1532,7 +363,7 @@
         </w:tc>
         <w:tc>
           <w:tcPr>
-            <w:tcW w:w="1134" w:type="dxa"/>
+            <w:tcW w:w="567" w:type="dxa"/>
             <w:tcBorders>
               <w:bottom w:val="single" w:sz="4" w:space="0" w:color="auto"/>
             </w:tcBorders>
@@ -1561,7 +392,7 @@
         </w:tc>
         <w:tc>
           <w:tcPr>
-            <w:tcW w:w="1134" w:type="dxa"/>
+            <w:tcW w:w="567" w:type="dxa"/>
             <w:tcBorders>
               <w:bottom w:val="single" w:sz="4" w:space="0" w:color="auto"/>
             </w:tcBorders>
@@ -1590,7 +421,7 @@
         </w:tc>
         <w:tc>
           <w:tcPr>
-            <w:tcW w:w="992" w:type="dxa"/>
+            <w:tcW w:w="567" w:type="dxa"/>
             <w:tcBorders>
               <w:bottom w:val="single" w:sz="4" w:space="0" w:color="auto"/>
             </w:tcBorders>
@@ -1619,7 +450,7 @@
         </w:tc>
         <w:tc>
           <w:tcPr>
-            <w:tcW w:w="992" w:type="dxa"/>
+            <w:tcW w:w="567" w:type="dxa"/>
             <w:tcBorders>
               <w:bottom w:val="single" w:sz="4" w:space="0" w:color="auto"/>
             </w:tcBorders>
@@ -1648,7 +479,7 @@
         </w:tc>
         <w:tc>
           <w:tcPr>
-            <w:tcW w:w="992" w:type="dxa"/>
+            <w:tcW w:w="566" w:type="dxa"/>
             <w:tcBorders>
               <w:bottom w:val="single" w:sz="4" w:space="0" w:color="auto"/>
             </w:tcBorders>
@@ -1679,7 +510,7 @@
       <w:tr>
         <w:tc>
           <w:tcPr>
-            <w:tcW w:w="4678" w:type="dxa"/>
+            <w:tcW w:w="8081" w:type="dxa"/>
             <w:tcBorders>
               <w:bottom w:val="nil"/>
             </w:tcBorders>
@@ -1733,7 +564,7 @@
         </w:tc>
         <w:tc>
           <w:tcPr>
-            <w:tcW w:w="1134" w:type="dxa"/>
+            <w:tcW w:w="567" w:type="dxa"/>
             <w:tcBorders>
               <w:bottom w:val="nil"/>
             </w:tcBorders>
@@ -1750,7 +581,7 @@
         </w:tc>
         <w:tc>
           <w:tcPr>
-            <w:tcW w:w="1134" w:type="dxa"/>
+            <w:tcW w:w="567" w:type="dxa"/>
             <w:tcBorders>
               <w:bottom w:val="nil"/>
             </w:tcBorders>
@@ -1767,7 +598,7 @@
         </w:tc>
         <w:tc>
           <w:tcPr>
-            <w:tcW w:w="992" w:type="dxa"/>
+            <w:tcW w:w="567" w:type="dxa"/>
             <w:tcBorders>
               <w:bottom w:val="nil"/>
             </w:tcBorders>
@@ -1784,7 +615,7 @@
         </w:tc>
         <w:tc>
           <w:tcPr>
-            <w:tcW w:w="992" w:type="dxa"/>
+            <w:tcW w:w="567" w:type="dxa"/>
             <w:tcBorders>
               <w:bottom w:val="nil"/>
             </w:tcBorders>
@@ -1801,7 +632,7 @@
         </w:tc>
         <w:tc>
           <w:tcPr>
-            <w:tcW w:w="992" w:type="dxa"/>
+            <w:tcW w:w="566" w:type="dxa"/>
             <w:tcBorders>
               <w:bottom w:val="nil"/>
             </w:tcBorders>
@@ -1820,7 +651,7 @@
       <w:tr>
         <w:tc>
           <w:tcPr>
-            <w:tcW w:w="4678" w:type="dxa"/>
+            <w:tcW w:w="8081" w:type="dxa"/>
             <w:tcBorders>
               <w:top w:val="single" w:sz="4" w:space="0" w:color="auto"/>
               <w:bottom w:val="single" w:sz="4" w:space="0" w:color="auto"/>
@@ -1856,7 +687,7 @@
         </w:tc>
         <w:tc>
           <w:tcPr>
-            <w:tcW w:w="1134" w:type="dxa"/>
+            <w:tcW w:w="567" w:type="dxa"/>
             <w:tcBorders>
               <w:top w:val="dotted" w:sz="4" w:space="0" w:color="auto"/>
               <w:left w:val="single" w:sz="4" w:space="0" w:color="auto"/>
@@ -1876,7 +707,7 @@
         </w:tc>
         <w:tc>
           <w:tcPr>
-            <w:tcW w:w="1134" w:type="dxa"/>
+            <w:tcW w:w="567" w:type="dxa"/>
             <w:tcBorders>
               <w:top w:val="dotted" w:sz="4" w:space="0" w:color="auto"/>
               <w:left w:val="single" w:sz="4" w:space="0" w:color="auto"/>
@@ -1896,7 +727,7 @@
         </w:tc>
         <w:tc>
           <w:tcPr>
-            <w:tcW w:w="992" w:type="dxa"/>
+            <w:tcW w:w="567" w:type="dxa"/>
             <w:tcBorders>
               <w:top w:val="dotted" w:sz="4" w:space="0" w:color="auto"/>
               <w:left w:val="single" w:sz="4" w:space="0" w:color="auto"/>
@@ -1916,7 +747,7 @@
         </w:tc>
         <w:tc>
           <w:tcPr>
-            <w:tcW w:w="992" w:type="dxa"/>
+            <w:tcW w:w="567" w:type="dxa"/>
             <w:tcBorders>
               <w:top w:val="dotted" w:sz="4" w:space="0" w:color="auto"/>
               <w:left w:val="single" w:sz="4" w:space="0" w:color="auto"/>
@@ -1936,7 +767,7 @@
         </w:tc>
         <w:tc>
           <w:tcPr>
-            <w:tcW w:w="992" w:type="dxa"/>
+            <w:tcW w:w="566" w:type="dxa"/>
             <w:tcBorders>
               <w:top w:val="dotted" w:sz="4" w:space="0" w:color="auto"/>
               <w:left w:val="single" w:sz="4" w:space="0" w:color="auto"/>
@@ -1958,7 +789,7 @@
       <w:tr>
         <w:tc>
           <w:tcPr>
-            <w:tcW w:w="4678" w:type="dxa"/>
+            <w:tcW w:w="8081" w:type="dxa"/>
             <w:tcBorders>
               <w:top w:val="single" w:sz="4" w:space="0" w:color="auto"/>
               <w:bottom w:val="single" w:sz="4" w:space="0" w:color="auto"/>
@@ -2010,7 +841,7 @@
         </w:tc>
         <w:tc>
           <w:tcPr>
-            <w:tcW w:w="1134" w:type="dxa"/>
+            <w:tcW w:w="567" w:type="dxa"/>
             <w:tcBorders>
               <w:top w:val="dotted" w:sz="4" w:space="0" w:color="auto"/>
               <w:left w:val="single" w:sz="4" w:space="0" w:color="auto"/>
@@ -2030,7 +861,7 @@
         </w:tc>
         <w:tc>
           <w:tcPr>
-            <w:tcW w:w="1134" w:type="dxa"/>
+            <w:tcW w:w="567" w:type="dxa"/>
             <w:tcBorders>
               <w:top w:val="dotted" w:sz="4" w:space="0" w:color="auto"/>
               <w:left w:val="single" w:sz="4" w:space="0" w:color="auto"/>
@@ -2050,7 +881,7 @@
         </w:tc>
         <w:tc>
           <w:tcPr>
-            <w:tcW w:w="992" w:type="dxa"/>
+            <w:tcW w:w="567" w:type="dxa"/>
             <w:tcBorders>
               <w:top w:val="dotted" w:sz="4" w:space="0" w:color="auto"/>
               <w:left w:val="single" w:sz="4" w:space="0" w:color="auto"/>
@@ -2070,7 +901,7 @@
         </w:tc>
         <w:tc>
           <w:tcPr>
-            <w:tcW w:w="992" w:type="dxa"/>
+            <w:tcW w:w="567" w:type="dxa"/>
             <w:tcBorders>
               <w:top w:val="dotted" w:sz="4" w:space="0" w:color="auto"/>
               <w:left w:val="single" w:sz="4" w:space="0" w:color="auto"/>
@@ -2090,7 +921,7 @@
         </w:tc>
         <w:tc>
           <w:tcPr>
-            <w:tcW w:w="992" w:type="dxa"/>
+            <w:tcW w:w="566" w:type="dxa"/>
             <w:tcBorders>
               <w:top w:val="dotted" w:sz="4" w:space="0" w:color="auto"/>
               <w:left w:val="single" w:sz="4" w:space="0" w:color="auto"/>
@@ -2112,7 +943,7 @@
       <w:tr>
         <w:tc>
           <w:tcPr>
-            <w:tcW w:w="4678" w:type="dxa"/>
+            <w:tcW w:w="8081" w:type="dxa"/>
             <w:tcBorders>
               <w:top w:val="single" w:sz="4" w:space="0" w:color="auto"/>
               <w:bottom w:val="single" w:sz="4" w:space="0" w:color="auto"/>
@@ -2185,7 +1016,7 @@
         </w:tc>
         <w:tc>
           <w:tcPr>
-            <w:tcW w:w="1134" w:type="dxa"/>
+            <w:tcW w:w="567" w:type="dxa"/>
             <w:tcBorders>
               <w:top w:val="dotted" w:sz="4" w:space="0" w:color="auto"/>
               <w:left w:val="single" w:sz="4" w:space="0" w:color="auto"/>
@@ -2205,7 +1036,7 @@
         </w:tc>
         <w:tc>
           <w:tcPr>
-            <w:tcW w:w="1134" w:type="dxa"/>
+            <w:tcW w:w="567" w:type="dxa"/>
             <w:tcBorders>
               <w:top w:val="dotted" w:sz="4" w:space="0" w:color="auto"/>
               <w:left w:val="single" w:sz="4" w:space="0" w:color="auto"/>
@@ -2225,7 +1056,7 @@
         </w:tc>
         <w:tc>
           <w:tcPr>
-            <w:tcW w:w="992" w:type="dxa"/>
+            <w:tcW w:w="567" w:type="dxa"/>
             <w:tcBorders>
               <w:top w:val="dotted" w:sz="4" w:space="0" w:color="auto"/>
               <w:left w:val="single" w:sz="4" w:space="0" w:color="auto"/>
@@ -2245,7 +1076,7 @@
         </w:tc>
         <w:tc>
           <w:tcPr>
-            <w:tcW w:w="992" w:type="dxa"/>
+            <w:tcW w:w="567" w:type="dxa"/>
             <w:tcBorders>
               <w:top w:val="dotted" w:sz="4" w:space="0" w:color="auto"/>
               <w:left w:val="single" w:sz="4" w:space="0" w:color="auto"/>
@@ -2265,7 +1096,7 @@
         </w:tc>
         <w:tc>
           <w:tcPr>
-            <w:tcW w:w="992" w:type="dxa"/>
+            <w:tcW w:w="566" w:type="dxa"/>
             <w:tcBorders>
               <w:top w:val="dotted" w:sz="4" w:space="0" w:color="auto"/>
               <w:left w:val="single" w:sz="4" w:space="0" w:color="auto"/>
@@ -2287,7 +1118,7 @@
       <w:tr>
         <w:tc>
           <w:tcPr>
-            <w:tcW w:w="4678" w:type="dxa"/>
+            <w:tcW w:w="8081" w:type="dxa"/>
             <w:tcBorders>
               <w:top w:val="single" w:sz="4" w:space="0" w:color="auto"/>
               <w:bottom w:val="single" w:sz="4" w:space="0" w:color="auto"/>
@@ -2335,7 +1166,7 @@
         </w:tc>
         <w:tc>
           <w:tcPr>
-            <w:tcW w:w="1134" w:type="dxa"/>
+            <w:tcW w:w="567" w:type="dxa"/>
             <w:tcBorders>
               <w:top w:val="dotted" w:sz="4" w:space="0" w:color="auto"/>
               <w:left w:val="single" w:sz="4" w:space="0" w:color="auto"/>
@@ -2355,7 +1186,7 @@
         </w:tc>
         <w:tc>
           <w:tcPr>
-            <w:tcW w:w="1134" w:type="dxa"/>
+            <w:tcW w:w="567" w:type="dxa"/>
             <w:tcBorders>
               <w:top w:val="dotted" w:sz="4" w:space="0" w:color="auto"/>
               <w:left w:val="single" w:sz="4" w:space="0" w:color="auto"/>
@@ -2375,7 +1206,7 @@
         </w:tc>
         <w:tc>
           <w:tcPr>
-            <w:tcW w:w="992" w:type="dxa"/>
+            <w:tcW w:w="567" w:type="dxa"/>
             <w:tcBorders>
               <w:top w:val="dotted" w:sz="4" w:space="0" w:color="auto"/>
               <w:left w:val="single" w:sz="4" w:space="0" w:color="auto"/>
@@ -2395,7 +1226,7 @@
         </w:tc>
         <w:tc>
           <w:tcPr>
-            <w:tcW w:w="992" w:type="dxa"/>
+            <w:tcW w:w="567" w:type="dxa"/>
             <w:tcBorders>
               <w:top w:val="dotted" w:sz="4" w:space="0" w:color="auto"/>
               <w:left w:val="single" w:sz="4" w:space="0" w:color="auto"/>
@@ -2415,7 +1246,7 @@
         </w:tc>
         <w:tc>
           <w:tcPr>
-            <w:tcW w:w="992" w:type="dxa"/>
+            <w:tcW w:w="566" w:type="dxa"/>
             <w:tcBorders>
               <w:top w:val="dotted" w:sz="4" w:space="0" w:color="auto"/>
               <w:left w:val="single" w:sz="4" w:space="0" w:color="auto"/>
@@ -2437,7 +1268,7 @@
       <w:tr>
         <w:tc>
           <w:tcPr>
-            <w:tcW w:w="4678" w:type="dxa"/>
+            <w:tcW w:w="8081" w:type="dxa"/>
             <w:tcBorders>
               <w:top w:val="single" w:sz="4" w:space="0" w:color="auto"/>
               <w:bottom w:val="single" w:sz="4" w:space="0" w:color="auto"/>
@@ -2482,7 +1313,7 @@
         </w:tc>
         <w:tc>
           <w:tcPr>
-            <w:tcW w:w="1134" w:type="dxa"/>
+            <w:tcW w:w="567" w:type="dxa"/>
             <w:tcBorders>
               <w:top w:val="dotted" w:sz="4" w:space="0" w:color="auto"/>
               <w:left w:val="single" w:sz="4" w:space="0" w:color="auto"/>
@@ -2502,7 +1333,7 @@
         </w:tc>
         <w:tc>
           <w:tcPr>
-            <w:tcW w:w="1134" w:type="dxa"/>
+            <w:tcW w:w="567" w:type="dxa"/>
             <w:tcBorders>
               <w:top w:val="dotted" w:sz="4" w:space="0" w:color="auto"/>
               <w:left w:val="single" w:sz="4" w:space="0" w:color="auto"/>
@@ -2522,7 +1353,7 @@
         </w:tc>
         <w:tc>
           <w:tcPr>
-            <w:tcW w:w="992" w:type="dxa"/>
+            <w:tcW w:w="567" w:type="dxa"/>
             <w:tcBorders>
               <w:top w:val="dotted" w:sz="4" w:space="0" w:color="auto"/>
               <w:left w:val="single" w:sz="4" w:space="0" w:color="auto"/>
@@ -2542,7 +1373,7 @@
         </w:tc>
         <w:tc>
           <w:tcPr>
-            <w:tcW w:w="992" w:type="dxa"/>
+            <w:tcW w:w="567" w:type="dxa"/>
             <w:tcBorders>
               <w:top w:val="dotted" w:sz="4" w:space="0" w:color="auto"/>
               <w:left w:val="single" w:sz="4" w:space="0" w:color="auto"/>
@@ -2562,7 +1393,7 @@
         </w:tc>
         <w:tc>
           <w:tcPr>
-            <w:tcW w:w="992" w:type="dxa"/>
+            <w:tcW w:w="566" w:type="dxa"/>
             <w:tcBorders>
               <w:top w:val="dotted" w:sz="4" w:space="0" w:color="auto"/>
               <w:left w:val="single" w:sz="4" w:space="0" w:color="auto"/>
@@ -2592,10 +1423,424 @@
         </w:rPr>
       </w:pPr>
     </w:p>
-    <w:p/>
+    <w:p>
+      <w:pPr>
+        <w:shd w:val="clear" w:color="auto" w:fill="FFFFFF"/>
+        <w:spacing w:after="0" w:line="240" w:lineRule="auto"/>
+        <w:rPr>
+          <w:rFonts w:ascii="TH SarabunPSK" w:eastAsia="Times New Roman" w:hAnsi="TH SarabunPSK" w:cs="TH SarabunPSK"/>
+          <w:color w:val="1F1F1F"/>
+          <w:szCs w:val="22"/>
+        </w:rPr>
+      </w:pPr>
+    </w:p>
+    <w:tbl>
+      <w:tblPr>
+        <w:tblStyle w:val="a3"/>
+        <w:tblpPr w:leftFromText="180" w:rightFromText="180" w:vertAnchor="text" w:horzAnchor="page" w:tblpX="981" w:tblpY="80"/>
+        <w:tblW w:w="0" w:type="auto"/>
+        <w:tblLook w:val="04A0" w:firstRow="1" w:lastRow="0" w:firstColumn="1" w:lastColumn="0" w:noHBand="0" w:noVBand="1"/>
+      </w:tblPr>
+      <w:tblGrid>
+        <w:gridCol w:w="562"/>
+        <w:gridCol w:w="8080"/>
+      </w:tblGrid>
+      <w:tr>
+        <w:tc>
+          <w:tcPr>
+            <w:tcW w:w="8642" w:type="dxa"/>
+            <w:gridSpan w:val="2"/>
+          </w:tcPr>
+          <w:p>
+            <w:pPr>
+              <w:rPr>
+                <w:rFonts w:ascii="TH Sarabun New" w:hAnsi="TH Sarabun New" w:cs="TH Sarabun New"/>
+                <w:b/>
+                <w:bCs/>
+                <w:sz w:val="28"/>
+              </w:rPr>
+            </w:pPr>
+            <w:r>
+              <w:rPr>
+                <w:rFonts w:ascii="TH Sarabun New" w:hAnsi="TH Sarabun New" w:cs="TH Sarabun New"/>
+                <w:b/>
+                <w:bCs/>
+                <w:sz w:val="30"/>
+                <w:szCs w:val="30"/>
+              </w:rPr>
+              <w:t>Overall performance:</w:t>
+            </w:r>
+          </w:p>
+        </w:tc>
+      </w:tr>
+      <w:tr>
+        <w:tc>
+          <w:tcPr>
+            <w:tcW w:w="562" w:type="dxa"/>
+          </w:tcPr>
+          <w:p>
+            <w:pPr>
+              <w:rPr>
+                <w:rFonts w:ascii="TH SarabunPSK" w:eastAsia="Times New Roman" w:hAnsi="TH SarabunPSK" w:cs="TH SarabunPSK"/>
+                <w:color w:val="1F1F1F"/>
+                <w:szCs w:val="22"/>
+              </w:rPr>
+            </w:pPr>
+          </w:p>
+        </w:tc>
+        <w:tc>
+          <w:tcPr>
+            <w:tcW w:w="8080" w:type="dxa"/>
+          </w:tcPr>
+          <w:p>
+            <w:pPr>
+              <w:rPr>
+                <w:rFonts w:ascii="TH Sarabun New" w:hAnsi="TH Sarabun New" w:cs="TH Sarabun New"/>
+                <w:sz w:val="28"/>
+              </w:rPr>
+            </w:pPr>
+            <w:r>
+              <w:rPr>
+                <w:rFonts w:ascii="TH Sarabun New" w:hAnsi="TH Sarabun New" w:cs="TH Sarabun New"/>
+                <w:sz w:val="28"/>
+              </w:rPr>
+              <w:t>Excellence (</w:t>
+            </w:r>
+            <w:r>
+              <w:rPr>
+                <w:rFonts w:ascii="TH Sarabun New" w:hAnsi="TH Sarabun New" w:cs="TH Sarabun New"/>
+                <w:sz w:val="28"/>
+                <w:cs/>
+              </w:rPr>
+              <w:t xml:space="preserve">ผ่านเกณฑ์ระดับ </w:t>
+            </w:r>
+            <w:r>
+              <w:rPr>
+                <w:rFonts w:ascii="TH Sarabun New" w:hAnsi="TH Sarabun New" w:cs="TH Sarabun New"/>
+                <w:sz w:val="28"/>
+              </w:rPr>
+              <w:t xml:space="preserve">L4-5 </w:t>
+            </w:r>
+            <w:r>
+              <w:rPr>
+                <w:rFonts w:ascii="TH Sarabun New" w:hAnsi="TH Sarabun New" w:cs="TH Sarabun New"/>
+                <w:sz w:val="28"/>
+                <w:cs/>
+              </w:rPr>
+              <w:t xml:space="preserve">ทุกหัวข้อ พร้อมสอบ </w:t>
+            </w:r>
+            <w:r>
+              <w:rPr>
+                <w:rFonts w:ascii="TH Sarabun New" w:hAnsi="TH Sarabun New" w:cs="TH Sarabun New"/>
+                <w:sz w:val="28"/>
+              </w:rPr>
+              <w:t xml:space="preserve">oral examination </w:t>
+            </w:r>
+            <w:r>
+              <w:rPr>
+                <w:rFonts w:ascii="TH Sarabun New" w:hAnsi="TH Sarabun New" w:cs="TH Sarabun New"/>
+                <w:sz w:val="28"/>
+                <w:cs/>
+              </w:rPr>
+              <w:t>ในหัวข้อนั้น ๆ)</w:t>
+            </w:r>
+          </w:p>
+        </w:tc>
+      </w:tr>
+      <w:tr>
+        <w:tc>
+          <w:tcPr>
+            <w:tcW w:w="562" w:type="dxa"/>
+          </w:tcPr>
+          <w:p>
+            <w:pPr>
+              <w:rPr>
+                <w:rFonts w:ascii="TH SarabunPSK" w:eastAsia="Times New Roman" w:hAnsi="TH SarabunPSK" w:cs="TH SarabunPSK"/>
+                <w:color w:val="1F1F1F"/>
+                <w:szCs w:val="22"/>
+              </w:rPr>
+            </w:pPr>
+          </w:p>
+        </w:tc>
+        <w:tc>
+          <w:tcPr>
+            <w:tcW w:w="8080" w:type="dxa"/>
+          </w:tcPr>
+          <w:p>
+            <w:pPr>
+              <w:rPr>
+                <w:rFonts w:ascii="TH Sarabun New" w:hAnsi="TH Sarabun New" w:cs="TH Sarabun New"/>
+                <w:sz w:val="28"/>
+              </w:rPr>
+            </w:pPr>
+            <w:r>
+              <w:rPr>
+                <w:rFonts w:ascii="TH Sarabun New" w:hAnsi="TH Sarabun New" w:cs="TH Sarabun New"/>
+                <w:sz w:val="28"/>
+              </w:rPr>
+              <w:t>Pass (</w:t>
+            </w:r>
+            <w:r>
+              <w:rPr>
+                <w:rFonts w:ascii="TH Sarabun New" w:hAnsi="TH Sarabun New" w:cs="TH Sarabun New"/>
+                <w:sz w:val="28"/>
+                <w:cs/>
+              </w:rPr>
+              <w:t xml:space="preserve">ผ่านเกณฑ์ระดับ </w:t>
+            </w:r>
+            <w:r>
+              <w:rPr>
+                <w:rFonts w:ascii="TH Sarabun New" w:hAnsi="TH Sarabun New" w:cs="TH Sarabun New"/>
+                <w:sz w:val="28"/>
+              </w:rPr>
+              <w:t xml:space="preserve">L 2-3 </w:t>
+            </w:r>
+            <w:r>
+              <w:rPr>
+                <w:rFonts w:ascii="TH Sarabun New" w:hAnsi="TH Sarabun New" w:cs="TH Sarabun New"/>
+                <w:sz w:val="28"/>
+                <w:cs/>
+              </w:rPr>
+              <w:t xml:space="preserve">ทุกหัวข้อสำหรับ </w:t>
+            </w:r>
+            <w:r>
+              <w:rPr>
+                <w:rFonts w:ascii="TH Sarabun New" w:hAnsi="TH Sarabun New" w:cs="TH Sarabun New"/>
+                <w:sz w:val="28"/>
+              </w:rPr>
+              <w:t xml:space="preserve">resident </w:t>
+            </w:r>
+            <w:r>
+              <w:rPr>
+                <w:rFonts w:ascii="TH Sarabun New" w:hAnsi="TH Sarabun New" w:cs="TH Sarabun New"/>
+                <w:sz w:val="28"/>
+                <w:cs/>
+              </w:rPr>
+              <w:t xml:space="preserve">ชั้นปีที่ </w:t>
+            </w:r>
+            <w:r>
+              <w:rPr>
+                <w:rFonts w:ascii="TH Sarabun New" w:hAnsi="TH Sarabun New" w:cs="TH Sarabun New"/>
+                <w:sz w:val="28"/>
+              </w:rPr>
+              <w:t>1-2)</w:t>
+            </w:r>
+          </w:p>
+        </w:tc>
+      </w:tr>
+      <w:tr>
+        <w:tc>
+          <w:tcPr>
+            <w:tcW w:w="562" w:type="dxa"/>
+          </w:tcPr>
+          <w:p>
+            <w:pPr>
+              <w:rPr>
+                <w:rFonts w:ascii="TH SarabunPSK" w:eastAsia="Times New Roman" w:hAnsi="TH SarabunPSK" w:cs="TH SarabunPSK"/>
+                <w:color w:val="1F1F1F"/>
+                <w:szCs w:val="22"/>
+              </w:rPr>
+            </w:pPr>
+          </w:p>
+        </w:tc>
+        <w:tc>
+          <w:tcPr>
+            <w:tcW w:w="8080" w:type="dxa"/>
+          </w:tcPr>
+          <w:p>
+            <w:pPr>
+              <w:rPr>
+                <w:rFonts w:ascii="TH Sarabun New" w:hAnsi="TH Sarabun New" w:cs="TH Sarabun New"/>
+                <w:sz w:val="28"/>
+              </w:rPr>
+            </w:pPr>
+            <w:r>
+              <w:rPr>
+                <w:rFonts w:ascii="TH Sarabun New" w:hAnsi="TH Sarabun New" w:cs="TH Sarabun New"/>
+                <w:sz w:val="28"/>
+              </w:rPr>
+              <w:t>Boarderline (</w:t>
+            </w:r>
+            <w:r>
+              <w:rPr>
+                <w:rFonts w:ascii="TH Sarabun New" w:hAnsi="TH Sarabun New" w:cs="TH Sarabun New"/>
+                <w:sz w:val="28"/>
+                <w:cs/>
+              </w:rPr>
+              <w:t>ผ่านเกณ์บางหัวข้อ)</w:t>
+            </w:r>
+          </w:p>
+        </w:tc>
+      </w:tr>
+      <w:tr>
+        <w:tc>
+          <w:tcPr>
+            <w:tcW w:w="562" w:type="dxa"/>
+          </w:tcPr>
+          <w:p>
+            <w:pPr>
+              <w:rPr>
+                <w:rFonts w:ascii="TH SarabunPSK" w:eastAsia="Times New Roman" w:hAnsi="TH SarabunPSK" w:cs="TH SarabunPSK"/>
+                <w:color w:val="1F1F1F"/>
+                <w:szCs w:val="22"/>
+              </w:rPr>
+            </w:pPr>
+          </w:p>
+        </w:tc>
+        <w:tc>
+          <w:tcPr>
+            <w:tcW w:w="8080" w:type="dxa"/>
+          </w:tcPr>
+          <w:p>
+            <w:pPr>
+              <w:rPr>
+                <w:rFonts w:ascii="TH Sarabun New" w:hAnsi="TH Sarabun New" w:cs="TH Sarabun New"/>
+                <w:sz w:val="28"/>
+              </w:rPr>
+            </w:pPr>
+            <w:r>
+              <w:rPr>
+                <w:rFonts w:ascii="TH Sarabun New" w:hAnsi="TH Sarabun New" w:cs="TH Sarabun New"/>
+                <w:sz w:val="28"/>
+              </w:rPr>
+              <w:t>Fail (</w:t>
+            </w:r>
+            <w:r>
+              <w:rPr>
+                <w:rFonts w:ascii="TH Sarabun New" w:hAnsi="TH Sarabun New" w:cs="TH Sarabun New"/>
+                <w:sz w:val="28"/>
+                <w:cs/>
+              </w:rPr>
+              <w:t>ไม่ผ่านเกณฑ์</w:t>
+            </w:r>
+            <w:r>
+              <w:rPr>
+                <w:rFonts w:ascii="TH Sarabun New" w:hAnsi="TH Sarabun New" w:cs="TH Sarabun New"/>
+                <w:sz w:val="28"/>
+              </w:rPr>
+              <w:t xml:space="preserve">, Major error </w:t>
+            </w:r>
+            <w:r>
+              <w:rPr>
+                <w:rFonts w:ascii="TH Sarabun New" w:hAnsi="TH Sarabun New" w:cs="TH Sarabun New"/>
+                <w:sz w:val="28"/>
+                <w:cs/>
+              </w:rPr>
+              <w:t xml:space="preserve">รบกวนกรอกเหตุผลในช่อง </w:t>
+            </w:r>
+            <w:r>
+              <w:rPr>
+                <w:rFonts w:ascii="TH Sarabun New" w:hAnsi="TH Sarabun New" w:cs="TH Sarabun New"/>
+                <w:sz w:val="28"/>
+              </w:rPr>
+              <w:t>comment)</w:t>
+            </w:r>
+          </w:p>
+        </w:tc>
+      </w:tr>
+    </w:tbl>
+    <w:p>
+      <w:pPr>
+        <w:shd w:val="clear" w:color="auto" w:fill="FFFFFF"/>
+        <w:spacing w:after="0" w:line="240" w:lineRule="auto"/>
+        <w:rPr>
+          <w:rFonts w:ascii="TH SarabunPSK" w:eastAsia="Times New Roman" w:hAnsi="TH SarabunPSK" w:cs="TH SarabunPSK"/>
+          <w:color w:val="1F1F1F"/>
+          <w:szCs w:val="22"/>
+          <w:cs/>
+        </w:rPr>
+      </w:pPr>
+    </w:p>
+    <w:p>
+      <w:pPr>
+        <w:rPr>
+          <w:cs/>
+        </w:rPr>
+      </w:pPr>
+    </w:p>
+    <w:p>
+      <w:pPr>
+        <w:tabs>
+          <w:tab w:val="left" w:pos="7141"/>
+        </w:tabs>
+      </w:pPr>
+    </w:p>
+    <w:p>
+      <w:pPr>
+        <w:tabs>
+          <w:tab w:val="left" w:pos="7141"/>
+        </w:tabs>
+      </w:pPr>
+    </w:p>
+    <w:p>
+      <w:pPr>
+        <w:tabs>
+          <w:tab w:val="left" w:pos="7141"/>
+        </w:tabs>
+      </w:pPr>
+    </w:p>
+    <w:p>
+      <w:pPr>
+        <w:spacing w:after="0" w:line="240" w:lineRule="auto"/>
+        <w:rPr>
+          <w:rFonts w:ascii="TH Sarabun New" w:hAnsi="TH Sarabun New" w:cs="TH Sarabun New"/>
+          <w:b/>
+          <w:bCs/>
+          <w:sz w:val="30"/>
+          <w:szCs w:val="30"/>
+        </w:rPr>
+      </w:pPr>
+      <w:r>
+        <w:rPr>
+          <w:rFonts w:ascii="TH Sarabun New" w:hAnsi="TH Sarabun New" w:cs="TH Sarabun New"/>
+          <w:b/>
+          <w:bCs/>
+          <w:sz w:val="30"/>
+          <w:szCs w:val="30"/>
+        </w:rPr>
+        <w:t>Comment</w:t>
+      </w:r>
+      <w:proofErr w:type="gramStart"/>
+      <w:r>
+        <w:rPr>
+          <w:rFonts w:ascii="TH Sarabun New" w:hAnsi="TH Sarabun New" w:cs="TH Sarabun New" w:hint="cs"/>
+          <w:b/>
+          <w:bCs/>
+          <w:sz w:val="30"/>
+          <w:szCs w:val="30"/>
+          <w:cs/>
+        </w:rPr>
+        <w:t xml:space="preserve"> </w:t>
+      </w:r>
+      <w:r>
+        <w:rPr>
+          <w:rFonts w:ascii="TH Sarabun New" w:hAnsi="TH Sarabun New" w:cs="TH Sarabun New"/>
+          <w:b/>
+          <w:bCs/>
+          <w:sz w:val="30"/>
+          <w:szCs w:val="30"/>
+        </w:rPr>
+        <w:t>:…</w:t>
+      </w:r>
+      <w:proofErr w:type="gramEnd"/>
+      <w:r>
+        <w:rPr>
+          <w:rFonts w:ascii="TH Sarabun New" w:hAnsi="TH Sarabun New" w:cs="TH Sarabun New"/>
+          <w:b/>
+          <w:bCs/>
+          <w:sz w:val="30"/>
+          <w:szCs w:val="30"/>
+        </w:rPr>
+        <w:t>…………………………………</w:t>
+      </w:r>
+    </w:p>
+    <w:p>
+      <w:bookmarkStart w:id="0" w:name="_GoBack"/>
+      <w:bookmarkEnd w:id="0"/>
+    </w:p>
     <w:sectPr>
       <w:pgSz w:w="11906" w:h="16838"/>
-      <w:pgMar w:top="1440" w:right="1440" w:bottom="1440" w:left="1440" w:header="708" w:footer="708" w:gutter="0"/>
+      <w:pgMar w:top="568" w:right="1440" w:bottom="1440" w:left="1440" w:header="708" w:footer="708" w:gutter="0"/>
       <w:cols w:space="708"/>
       <w:docGrid w:linePitch="360"/>
     </w:sectPr>
@@ -2604,7 +1849,7 @@
 </file>
 
 <file path=word/styles.xml><?xml version="1.0" encoding="utf-8"?>
-<w:styles xmlns:mc="http://schemas.openxmlformats.org/markup-compatibility/2006" xmlns:r="http://schemas.openxmlformats.org/officeDocument/2006/relationships" xmlns:w="http://schemas.openxmlformats.org/wordprocessingml/2006/main" xmlns:w14="http://schemas.microsoft.com/office/word/2010/wordml" xmlns:w15="http://schemas.microsoft.com/office/word/2012/wordml" xmlns:w16se="http://schemas.microsoft.com/office/word/2015/wordml/symex" mc:Ignorable="w14 w15 w16se">
+<w:styles xmlns:mc="http://schemas.openxmlformats.org/markup-compatibility/2006" xmlns:r="http://schemas.openxmlformats.org/officeDocument/2006/relationships" xmlns:w="http://schemas.openxmlformats.org/wordprocessingml/2006/main" xmlns:w14="http://schemas.microsoft.com/office/word/2010/wordml" xmlns:w15="http://schemas.microsoft.com/office/word/2012/wordml" xmlns:w16cid="http://schemas.microsoft.com/office/word/2016/wordml/cid" xmlns:w16se="http://schemas.microsoft.com/office/word/2015/wordml/symex" mc:Ignorable="w14 w15 w16se w16cid">
   <w:docDefaults>
     <w:rPrDefault>
       <w:rPr>
@@ -2620,7 +1865,7 @@
       </w:pPr>
     </w:pPrDefault>
   </w:docDefaults>
-  <w:latentStyles w:defLockedState="0" w:defUIPriority="99" w:defSemiHidden="0" w:defUnhideWhenUsed="0" w:defQFormat="0" w:count="371">
+  <w:latentStyles w:defLockedState="0" w:defUIPriority="99" w:defSemiHidden="0" w:defUnhideWhenUsed="0" w:defQFormat="0" w:count="375">
     <w:lsdException w:name="Normal" w:uiPriority="0" w:qFormat="1"/>
     <w:lsdException w:name="heading 1" w:uiPriority="9" w:qFormat="1"/>
     <w:lsdException w:name="heading 2" w:semiHidden="1" w:uiPriority="9" w:unhideWhenUsed="1" w:qFormat="1"/>
@@ -2726,7 +1971,6 @@
     <w:lsdException w:name="HTML Sample" w:semiHidden="1" w:unhideWhenUsed="1"/>
     <w:lsdException w:name="HTML Typewriter" w:semiHidden="1" w:unhideWhenUsed="1"/>
     <w:lsdException w:name="HTML Variable" w:semiHidden="1" w:unhideWhenUsed="1"/>
-    <w:lsdException w:name="Normal Table" w:semiHidden="1" w:unhideWhenUsed="1"/>
     <w:lsdException w:name="annotation subject" w:semiHidden="1" w:unhideWhenUsed="1"/>
     <w:lsdException w:name="No List" w:semiHidden="1" w:unhideWhenUsed="1"/>
     <w:lsdException w:name="Outline List 1" w:semiHidden="1" w:unhideWhenUsed="1"/>
@@ -2770,10 +2014,8 @@
     <w:lsdException w:name="Table Elegant" w:semiHidden="1" w:unhideWhenUsed="1"/>
     <w:lsdException w:name="Table Professional" w:semiHidden="1" w:unhideWhenUsed="1"/>
     <w:lsdException w:name="Table Subtle 1" w:semiHidden="1" w:unhideWhenUsed="1"/>
-    <w:lsdException w:name="Table Subtle 2" w:semiHidden="1" w:unhideWhenUsed="1"/>
     <w:lsdException w:name="Table Web 1" w:semiHidden="1" w:unhideWhenUsed="1"/>
     <w:lsdException w:name="Table Web 2" w:semiHidden="1" w:unhideWhenUsed="1"/>
-    <w:lsdException w:name="Table Web 3" w:semiHidden="1" w:unhideWhenUsed="1"/>
     <w:lsdException w:name="Balloon Text" w:semiHidden="1" w:unhideWhenUsed="1"/>
     <w:lsdException w:name="Table Grid" w:uiPriority="39"/>
     <w:lsdException w:name="Table Theme" w:semiHidden="1" w:unhideWhenUsed="1"/>
@@ -2992,19 +2234,23 @@
     <w:lsdException w:name="List Table 5 Dark Accent 6" w:uiPriority="50"/>
     <w:lsdException w:name="List Table 6 Colorful Accent 6" w:uiPriority="51"/>
     <w:lsdException w:name="List Table 7 Colorful Accent 6" w:uiPriority="52"/>
+    <w:lsdException w:name="Mention" w:semiHidden="1" w:unhideWhenUsed="1"/>
+    <w:lsdException w:name="Smart Hyperlink" w:semiHidden="1" w:unhideWhenUsed="1"/>
+    <w:lsdException w:name="Hashtag" w:semiHidden="1" w:unhideWhenUsed="1"/>
+    <w:lsdException w:name="Unresolved Mention" w:semiHidden="1" w:unhideWhenUsed="1"/>
   </w:latentStyles>
-  <w:style w:type="paragraph" w:default="1" w:styleId="Normal">
+  <w:style w:type="paragraph" w:default="1" w:styleId="a">
     <w:name w:val="Normal"/>
     <w:qFormat/>
     <w:rsid w:val="00C069BE"/>
   </w:style>
-  <w:style w:type="character" w:default="1" w:styleId="DefaultParagraphFont">
+  <w:style w:type="character" w:default="1" w:styleId="a0">
     <w:name w:val="Default Paragraph Font"/>
     <w:uiPriority w:val="1"/>
     <w:semiHidden/>
     <w:unhideWhenUsed/>
   </w:style>
-  <w:style w:type="table" w:default="1" w:styleId="TableNormal">
+  <w:style w:type="table" w:default="1" w:styleId="a1">
     <w:name w:val="Normal Table"/>
     <w:uiPriority w:val="99"/>
     <w:semiHidden/>
@@ -3019,11 +2265,30 @@
       </w:tblCellMar>
     </w:tblPr>
   </w:style>
-  <w:style w:type="numbering" w:default="1" w:styleId="NoList">
+  <w:style w:type="numbering" w:default="1" w:styleId="a2">
     <w:name w:val="No List"/>
     <w:uiPriority w:val="99"/>
     <w:semiHidden/>
     <w:unhideWhenUsed/>
+  </w:style>
+  <w:style w:type="table" w:styleId="a3">
+    <w:name w:val="Table Grid"/>
+    <w:basedOn w:val="a1"/>
+    <w:uiPriority w:val="39"/>
+    <w:rsid w:val="00161F65"/>
+    <w:pPr>
+      <w:spacing w:after="0" w:line="240" w:lineRule="auto"/>
+    </w:pPr>
+    <w:tblPr>
+      <w:tblBorders>
+        <w:top w:val="single" w:sz="4" w:space="0" w:color="auto"/>
+        <w:left w:val="single" w:sz="4" w:space="0" w:color="auto"/>
+        <w:bottom w:val="single" w:sz="4" w:space="0" w:color="auto"/>
+        <w:right w:val="single" w:sz="4" w:space="0" w:color="auto"/>
+        <w:insideH w:val="single" w:sz="4" w:space="0" w:color="auto"/>
+        <w:insideV w:val="single" w:sz="4" w:space="0" w:color="auto"/>
+      </w:tblBorders>
+    </w:tblPr>
   </w:style>
 </w:styles>
 </file>
